--- a/Exercise/he_thong_so_thi_nghiem_mau_bao_cao.docx
+++ b/Exercise/he_thong_so_thi_nghiem_mau_bao_cao.docx
@@ -1,6 +1,6 @@
 
 <file path=word/document.xml><?xml version="1.0" encoding="utf-8"?>
-<w:document xmlns:wpc="http://schemas.microsoft.com/office/word/2010/wordprocessingCanvas" xmlns:cx="http://schemas.microsoft.com/office/drawing/2014/chartex" xmlns:cx1="http://schemas.microsoft.com/office/drawing/2015/9/8/chartex" xmlns:cx2="http://schemas.microsoft.com/office/drawing/2015/10/21/chartex" xmlns:cx3="http://schemas.microsoft.com/office/drawing/2016/5/9/chartex" xmlns:cx4="http://schemas.microsoft.com/office/drawing/2016/5/10/chartex" xmlns:cx5="http://schemas.microsoft.com/office/drawing/2016/5/11/chartex" xmlns:cx6="http://schemas.microsoft.com/office/drawing/2016/5/12/chartex" xmlns:cx7="http://schemas.microsoft.com/office/drawing/2016/5/13/chartex" xmlns:cx8="http://schemas.microsoft.com/office/drawing/2016/5/14/chartex" xmlns:mc="http://schemas.openxmlformats.org/markup-compatibility/2006" xmlns:aink="http://schemas.microsoft.com/office/drawing/2016/ink" xmlns:am3d="http://schemas.microsoft.com/office/drawing/2017/model3d" xmlns:o="urn:schemas-microsoft-com:office:office" xmlns:r="http://schemas.openxmlformats.org/officeDocument/2006/relationships" xmlns:m="http://schemas.openxmlformats.org/officeDocument/2006/math" xmlns:v="urn:schemas-microsoft-com:vml" xmlns:wp14="http://schemas.microsoft.com/office/word/2010/wordprocessingDrawing" xmlns:wp="http://schemas.openxmlformats.org/drawingml/2006/wordprocessingDrawing" xmlns:w10="urn:schemas-microsoft-com:office:word" xmlns:w="http://schemas.openxmlformats.org/wordprocessingml/2006/main" xmlns:w14="http://schemas.microsoft.com/office/word/2010/wordml" xmlns:w15="http://schemas.microsoft.com/office/word/2012/wordml" xmlns:w16cex="http://schemas.microsoft.com/office/word/2018/wordml/cex" xmlns:w16cid="http://schemas.microsoft.com/office/word/2016/wordml/cid" xmlns:w16="http://schemas.microsoft.com/office/word/2018/wordml" xmlns:w16sdtdh="http://schemas.microsoft.com/office/word/2020/wordml/sdtdatahash" xmlns:w16se="http://schemas.microsoft.com/office/word/2015/wordml/symex" xmlns:wpg="http://schemas.microsoft.com/office/word/2010/wordprocessingGroup" xmlns:wpi="http://schemas.microsoft.com/office/word/2010/wordprocessingInk" xmlns:wne="http://schemas.microsoft.com/office/word/2006/wordml" xmlns:wps="http://schemas.microsoft.com/office/word/2010/wordprocessingShape" mc:Ignorable="w14 w15 w16se w16cid w16 w16cex w16sdtdh wp14">
+<w:document xmlns:wpc="http://schemas.microsoft.com/office/word/2010/wordprocessingCanvas" xmlns:cx="http://schemas.microsoft.com/office/drawing/2014/chartex" xmlns:cx1="http://schemas.microsoft.com/office/drawing/2015/9/8/chartex" xmlns:cx2="http://schemas.microsoft.com/office/drawing/2015/10/21/chartex" xmlns:cx3="http://schemas.microsoft.com/office/drawing/2016/5/9/chartex" xmlns:cx4="http://schemas.microsoft.com/office/drawing/2016/5/10/chartex" xmlns:cx5="http://schemas.microsoft.com/office/drawing/2016/5/11/chartex" xmlns:cx6="http://schemas.microsoft.com/office/drawing/2016/5/12/chartex" xmlns:cx7="http://schemas.microsoft.com/office/drawing/2016/5/13/chartex" xmlns:cx8="http://schemas.microsoft.com/office/drawing/2016/5/14/chartex" xmlns:mc="http://schemas.openxmlformats.org/markup-compatibility/2006" xmlns:aink="http://schemas.microsoft.com/office/drawing/2016/ink" xmlns:am3d="http://schemas.microsoft.com/office/drawing/2017/model3d" xmlns:o="urn:schemas-microsoft-com:office:office" xmlns:oel="http://schemas.microsoft.com/office/2019/extlst" xmlns:r="http://schemas.openxmlformats.org/officeDocument/2006/relationships" xmlns:m="http://schemas.openxmlformats.org/officeDocument/2006/math" xmlns:v="urn:schemas-microsoft-com:vml" xmlns:wp14="http://schemas.microsoft.com/office/word/2010/wordprocessingDrawing" xmlns:wp="http://schemas.openxmlformats.org/drawingml/2006/wordprocessingDrawing" xmlns:w10="urn:schemas-microsoft-com:office:word" xmlns:w="http://schemas.openxmlformats.org/wordprocessingml/2006/main" xmlns:w14="http://schemas.microsoft.com/office/word/2010/wordml" xmlns:w15="http://schemas.microsoft.com/office/word/2012/wordml" xmlns:w16cex="http://schemas.microsoft.com/office/word/2018/wordml/cex" xmlns:w16cid="http://schemas.microsoft.com/office/word/2016/wordml/cid" xmlns:w16="http://schemas.microsoft.com/office/word/2018/wordml" xmlns:w16sdtdh="http://schemas.microsoft.com/office/word/2020/wordml/sdtdatahash" xmlns:w16se="http://schemas.microsoft.com/office/word/2015/wordml/symex" xmlns:wpg="http://schemas.microsoft.com/office/word/2010/wordprocessingGroup" xmlns:wpi="http://schemas.microsoft.com/office/word/2010/wordprocessingInk" xmlns:wne="http://schemas.microsoft.com/office/word/2006/wordml" xmlns:wps="http://schemas.microsoft.com/office/word/2010/wordprocessingShape" mc:Ignorable="w14 w15 w16se w16cid w16 w16cex w16sdtdh wp14">
   <w:body>
     <w:p>
       <w:pPr>
@@ -573,12 +573,12 @@
           <w:numId w:val="5"/>
         </w:numPr>
         <w:rPr>
-          <w:lang w:val="en-VN"/>
-        </w:rPr>
-      </w:pPr>
-      <w:r>
-        <w:rPr>
-          <w:lang w:val="en-VN"/>
+          <w:lang/>
+        </w:rPr>
+      </w:pPr>
+      <w:r>
+        <w:rPr>
+          <w:lang/>
         </w:rPr>
         <w:t xml:space="preserve">Nhóm sinh viên phải </w:t>
       </w:r>
@@ -586,13 +586,13 @@
         <w:rPr>
           <w:b/>
           <w:bCs/>
-          <w:lang w:val="en-VN"/>
+          <w:lang/>
         </w:rPr>
         <w:t>submit bài soạn dạng PDF</w:t>
       </w:r>
       <w:r>
         <w:rPr>
-          <w:lang w:val="en-VN"/>
+          <w:lang/>
         </w:rPr>
         <w:t xml:space="preserve"> lên BKeL </w:t>
       </w:r>
@@ -600,13 +600,13 @@
         <w:rPr>
           <w:b/>
           <w:bCs/>
-          <w:lang w:val="en-VN"/>
+          <w:lang/>
         </w:rPr>
         <w:t>trước khi giờ học bắt đầu</w:t>
       </w:r>
       <w:r>
         <w:rPr>
-          <w:lang w:val="en-VN"/>
+          <w:lang/>
         </w:rPr>
         <w:t xml:space="preserve"> thì mới được tham gia buổi học</w:t>
       </w:r>
@@ -622,12 +622,12 @@
           <w:numId w:val="5"/>
         </w:numPr>
         <w:rPr>
-          <w:lang w:val="en-VN"/>
-        </w:rPr>
-      </w:pPr>
-      <w:r>
-        <w:rPr>
-          <w:lang w:val="en-VN"/>
+          <w:lang/>
+        </w:rPr>
+      </w:pPr>
+      <w:r>
+        <w:rPr>
+          <w:lang/>
         </w:rPr>
         <w:t xml:space="preserve">Những nhóm </w:t>
       </w:r>
@@ -635,13 +635,13 @@
         <w:rPr>
           <w:b/>
           <w:bCs/>
-          <w:lang w:val="en-VN"/>
+          <w:lang/>
         </w:rPr>
         <w:t>không nộp bài soạn sẽ không được tham gia buổi học</w:t>
       </w:r>
       <w:r>
         <w:rPr>
-          <w:lang w:val="en-VN"/>
+          <w:lang/>
         </w:rPr>
         <w:t xml:space="preserve"> và </w:t>
       </w:r>
@@ -649,7 +649,7 @@
         <w:rPr>
           <w:b/>
           <w:bCs/>
-          <w:lang w:val="en-VN"/>
+          <w:lang/>
         </w:rPr>
         <w:t xml:space="preserve">nhận </w:t>
       </w:r>
@@ -664,7 +664,7 @@
         <w:rPr>
           <w:b/>
           <w:bCs/>
-          <w:lang w:val="en-VN"/>
+          <w:lang/>
         </w:rPr>
         <w:t xml:space="preserve"> cho</w:t>
       </w:r>
@@ -679,13 +679,13 @@
         <w:rPr>
           <w:b/>
           <w:bCs/>
-          <w:lang w:val="en-VN"/>
+          <w:lang/>
         </w:rPr>
         <w:t xml:space="preserve"> buổi học</w:t>
       </w:r>
       <w:r>
         <w:rPr>
-          <w:lang w:val="en-VN"/>
+          <w:lang/>
         </w:rPr>
         <w:t xml:space="preserve"> đó.</w:t>
       </w:r>
@@ -698,12 +698,12 @@
           <w:numId w:val="5"/>
         </w:numPr>
         <w:rPr>
-          <w:lang w:val="en-VN"/>
-        </w:rPr>
-      </w:pPr>
-      <w:r>
-        <w:rPr>
-          <w:lang w:val="en-VN"/>
+          <w:lang/>
+        </w:rPr>
+      </w:pPr>
+      <w:r>
+        <w:rPr>
+          <w:lang/>
         </w:rPr>
         <w:t>Đối với những bài soạn không đầy đủ: Chỉ tính điểm những bài tập đã soạn.</w:t>
       </w:r>
@@ -716,7 +716,7 @@
           <w:numId w:val="5"/>
         </w:numPr>
         <w:rPr>
-          <w:lang w:val="en-VN"/>
+          <w:lang/>
         </w:rPr>
       </w:pPr>
       <w:r>
@@ -737,7 +737,7 @@
           <w:numId w:val="5"/>
         </w:numPr>
         <w:rPr>
-          <w:lang w:val="en-VN"/>
+          <w:lang/>
         </w:rPr>
       </w:pPr>
       <w:r>
@@ -754,7 +754,7 @@
           <w:i/>
           <w:iCs/>
           <w:color w:val="FF0000"/>
-          <w:lang w:val="en-VN"/>
+          <w:lang/>
         </w:rPr>
       </w:pPr>
       <w:r>
@@ -762,7 +762,7 @@
           <w:i/>
           <w:iCs/>
           <w:color w:val="FF0000"/>
-          <w:lang w:val="en-VN"/>
+          <w:lang/>
         </w:rPr>
         <w:t>Nếu KIT thí nghiệm có lỗi, các nhóm cần phát hiện ngay từ đầu buổi và báo cáo với Giảng viên để đổi KIT khác. Nếu giữa buổi mới báo cáo vấn đề liên quan đến KIT thí nghiệm, các trường hợp demo mạch thất bại do lỗi của KIT sẽ không được xem xét.</w:t>
       </w:r>
@@ -775,7 +775,7 @@
           <w:numId w:val="5"/>
         </w:numPr>
         <w:rPr>
-          <w:lang w:val="en-VN"/>
+          <w:lang/>
         </w:rPr>
       </w:pPr>
       <w:r>
@@ -790,7 +790,7 @@
           <w:numId w:val="5"/>
         </w:numPr>
         <w:rPr>
-          <w:lang w:val="en-VN"/>
+          <w:lang/>
         </w:rPr>
       </w:pPr>
       <w:r>
@@ -805,7 +805,7 @@
           <w:numId w:val="5"/>
         </w:numPr>
         <w:rPr>
-          <w:lang w:val="en-VN"/>
+          <w:lang/>
         </w:rPr>
       </w:pPr>
       <w:r>
@@ -846,7 +846,7 @@
           <w:numId w:val="5"/>
         </w:numPr>
         <w:rPr>
-          <w:lang w:val="en-VN"/>
+          <w:lang/>
         </w:rPr>
       </w:pPr>
       <w:r>
@@ -878,7 +878,7 @@
           <w:i/>
           <w:iCs/>
           <w:color w:val="FF0000"/>
-          <w:lang w:val="en-VN"/>
+          <w:lang/>
         </w:rPr>
         <w:t>inh viên tự dọn vệ sinh khu vực làm việc của mình, và đảm bảo mọi thiết bị được trả lại đều được phân loại, sắp xếp gọn gàng, ngăn nắp</w:t>
       </w:r>
@@ -895,7 +895,7 @@
           <w:i/>
           <w:iCs/>
           <w:color w:val="FF0000"/>
-          <w:lang w:val="en-VN"/>
+          <w:lang/>
         </w:rPr>
         <w:t>.</w:t>
       </w:r>
@@ -964,7 +964,7 @@
           <w:numId w:val="5"/>
         </w:numPr>
         <w:rPr>
-          <w:lang w:val="en-VN"/>
+          <w:lang/>
         </w:rPr>
       </w:pPr>
       <w:r>
@@ -994,7 +994,7 @@
           <w:numId w:val="5"/>
         </w:numPr>
         <w:rPr>
-          <w:lang w:val="en-VN"/>
+          <w:lang/>
         </w:rPr>
       </w:pPr>
       <w:r>
@@ -1026,7 +1026,7 @@
         <w:rPr>
           <w:b/>
           <w:bCs/>
-          <w:lang w:val="en-VN"/>
+          <w:lang/>
         </w:rPr>
       </w:pPr>
       <w:r>
@@ -1177,12 +1177,12 @@
               <w:pStyle w:val="NoSpacing"/>
               <w:rPr>
                 <w:rFonts w:cs="Times New Roman"/>
-                <w:lang w:val="en-VN"/>
-              </w:rPr>
-            </w:pPr>
-            <w:r>
-              <w:rPr>
-                <w:lang w:val="en-VN"/>
+                <w:lang/>
+              </w:rPr>
+            </w:pPr>
+            <w:r>
+              <w:rPr>
+                <w:lang/>
               </w:rPr>
               <w:t>STT</w:t>
             </w:r>
@@ -1205,12 +1205,12 @@
               <w:pStyle w:val="NoSpacing"/>
               <w:rPr>
                 <w:rFonts w:cs="Times New Roman"/>
-                <w:lang w:val="en-VN"/>
-              </w:rPr>
-            </w:pPr>
-            <w:r>
-              <w:rPr>
-                <w:lang w:val="en-VN"/>
+                <w:lang/>
+              </w:rPr>
+            </w:pPr>
+            <w:r>
+              <w:rPr>
+                <w:lang/>
               </w:rPr>
               <w:t>Nội dung</w:t>
             </w:r>
@@ -1260,12 +1260,12 @@
               <w:pStyle w:val="NoSpacing"/>
               <w:rPr>
                 <w:rFonts w:cs="Times New Roman"/>
-                <w:lang w:val="en-VN"/>
-              </w:rPr>
-            </w:pPr>
-            <w:r>
-              <w:rPr>
-                <w:lang w:val="en-VN"/>
+                <w:lang/>
+              </w:rPr>
+            </w:pPr>
+            <w:r>
+              <w:rPr>
+                <w:lang/>
               </w:rPr>
               <w:t>1</w:t>
             </w:r>
@@ -1288,12 +1288,12 @@
               <w:pStyle w:val="NoSpacing"/>
               <w:rPr>
                 <w:rFonts w:cs="Times New Roman"/>
-                <w:lang w:val="en-VN"/>
-              </w:rPr>
-            </w:pPr>
-            <w:r>
-              <w:rPr>
-                <w:lang w:val="en-VN"/>
+                <w:lang/>
+              </w:rPr>
+            </w:pPr>
+            <w:r>
+              <w:rPr>
+                <w:lang/>
               </w:rPr>
               <w:t>Khu vực quanh KIT TN trống trải, gọn gàng</w:t>
             </w:r>
@@ -1317,12 +1317,12 @@
               <w:jc w:val="center"/>
               <w:rPr>
                 <w:rFonts w:cs="Times New Roman"/>
-                <w:lang w:val="en-VN"/>
-              </w:rPr>
-            </w:pPr>
-            <w:r>
-              <w:rPr>
-                <w:lang w:val="en-VN"/>
+                <w:lang/>
+              </w:rPr>
+            </w:pPr>
+            <w:r>
+              <w:rPr>
+                <w:lang/>
               </w:rPr>
               <w:t>X</w:t>
             </w:r>
@@ -1347,12 +1347,12 @@
               <w:pStyle w:val="NoSpacing"/>
               <w:rPr>
                 <w:rFonts w:cs="Times New Roman"/>
-                <w:lang w:val="en-VN"/>
-              </w:rPr>
-            </w:pPr>
-            <w:r>
-              <w:rPr>
-                <w:lang w:val="en-VN"/>
+                <w:lang/>
+              </w:rPr>
+            </w:pPr>
+            <w:r>
+              <w:rPr>
+                <w:lang/>
               </w:rPr>
               <w:t>2</w:t>
             </w:r>
@@ -1375,12 +1375,12 @@
               <w:pStyle w:val="NoSpacing"/>
               <w:rPr>
                 <w:rFonts w:cs="Times New Roman"/>
-                <w:lang w:val="en-VN"/>
-              </w:rPr>
-            </w:pPr>
-            <w:r>
-              <w:rPr>
-                <w:lang w:val="en-VN"/>
+                <w:lang/>
+              </w:rPr>
+            </w:pPr>
+            <w:r>
+              <w:rPr>
+                <w:lang/>
               </w:rPr>
               <w:t>KIT thí nghiệm đã chạy self-test và xác định không có dấu hiệu lỗi</w:t>
             </w:r>
@@ -1404,12 +1404,12 @@
               <w:jc w:val="center"/>
               <w:rPr>
                 <w:rFonts w:cs="Times New Roman"/>
-                <w:lang w:val="en-VN"/>
-              </w:rPr>
-            </w:pPr>
-            <w:r>
-              <w:rPr>
-                <w:lang w:val="en-VN"/>
+                <w:lang/>
+              </w:rPr>
+            </w:pPr>
+            <w:r>
+              <w:rPr>
+                <w:lang/>
               </w:rPr>
               <w:t>X</w:t>
             </w:r>
@@ -1434,12 +1434,12 @@
               <w:pStyle w:val="NoSpacing"/>
               <w:rPr>
                 <w:rFonts w:cs="Times New Roman"/>
-                <w:lang w:val="en-VN"/>
-              </w:rPr>
-            </w:pPr>
-            <w:r>
-              <w:rPr>
-                <w:lang w:val="en-VN"/>
+                <w:lang/>
+              </w:rPr>
+            </w:pPr>
+            <w:r>
+              <w:rPr>
+                <w:lang/>
               </w:rPr>
               <w:t>3</w:t>
             </w:r>
@@ -1462,12 +1462,12 @@
               <w:pStyle w:val="NoSpacing"/>
               <w:rPr>
                 <w:rFonts w:cs="Times New Roman"/>
-                <w:lang w:val="en-VN"/>
-              </w:rPr>
-            </w:pPr>
-            <w:r>
-              <w:rPr>
-                <w:lang w:val="en-VN"/>
+                <w:lang/>
+              </w:rPr>
+            </w:pPr>
+            <w:r>
+              <w:rPr>
+                <w:lang/>
               </w:rPr>
               <w:t>Các inputs và outputs của KIT hoạt động bình thường</w:t>
             </w:r>
@@ -1491,7 +1491,7 @@
               <w:jc w:val="center"/>
               <w:rPr>
                 <w:rFonts w:cs="Times New Roman"/>
-                <w:lang w:val="en-VN"/>
+                <w:lang/>
               </w:rPr>
             </w:pPr>
           </w:p>
@@ -1515,12 +1515,12 @@
               <w:pStyle w:val="NoSpacing"/>
               <w:rPr>
                 <w:rFonts w:cs="Times New Roman"/>
-                <w:lang w:val="en-VN"/>
-              </w:rPr>
-            </w:pPr>
-            <w:r>
-              <w:rPr>
-                <w:lang w:val="en-VN"/>
+                <w:lang/>
+              </w:rPr>
+            </w:pPr>
+            <w:r>
+              <w:rPr>
+                <w:lang/>
               </w:rPr>
               <w:t>4</w:t>
             </w:r>
@@ -1543,12 +1543,12 @@
               <w:pStyle w:val="NoSpacing"/>
               <w:rPr>
                 <w:rFonts w:cs="Times New Roman"/>
-                <w:lang w:val="en-VN"/>
-              </w:rPr>
-            </w:pPr>
-            <w:r>
-              <w:rPr>
-                <w:lang w:val="en-VN"/>
+                <w:lang/>
+              </w:rPr>
+            </w:pPr>
+            <w:r>
+              <w:rPr>
+                <w:lang/>
               </w:rPr>
               <w:t>Đo hiệu điện thế nguồn VCC của KIT đạt 5V</w:t>
             </w:r>
@@ -1572,7 +1572,7 @@
               <w:jc w:val="center"/>
               <w:rPr>
                 <w:rFonts w:cs="Times New Roman"/>
-                <w:lang w:val="en-VN"/>
+                <w:lang/>
               </w:rPr>
             </w:pPr>
           </w:p>
@@ -1584,7 +1584,7 @@
         <w:rPr>
           <w:b/>
           <w:bCs/>
-          <w:lang w:val="en-VN"/>
+          <w:lang/>
         </w:rPr>
       </w:pPr>
     </w:p>
@@ -1594,7 +1594,7 @@
           <w:b/>
           <w:bCs/>
           <w:color w:val="FF0000"/>
-          <w:lang w:val="en-VN"/>
+          <w:lang/>
         </w:rPr>
       </w:pPr>
       <w:r>
@@ -1602,7 +1602,7 @@
           <w:b/>
           <w:bCs/>
           <w:color w:val="FF0000"/>
-          <w:lang w:val="en-VN"/>
+          <w:lang/>
         </w:rPr>
         <w:t>Lưu ý quan trọng:</w:t>
       </w:r>
@@ -1613,7 +1613,7 @@
           <w:b/>
           <w:bCs/>
           <w:color w:val="FF0000"/>
-          <w:lang w:val="en-VN"/>
+          <w:lang/>
         </w:rPr>
       </w:pPr>
     </w:p>
@@ -1626,7 +1626,7 @@
         </w:numPr>
         <w:rPr>
           <w:color w:val="FF0000"/>
-          <w:lang w:val="en-VN"/>
+          <w:lang/>
         </w:rPr>
       </w:pPr>
       <w:r>
@@ -1634,7 +1634,7 @@
           <w:i/>
           <w:iCs/>
           <w:color w:val="FF0000"/>
-          <w:lang w:val="en-VN"/>
+          <w:lang/>
         </w:rPr>
         <w:t>Nếu KIT thí nghiệm có lỗi, các nhóm cần phát hiện ngay từ đầu buổi và báo cáo với Giảng viên để đổi KIT khác. Nếu giữa buổi mới báo cáo vấn đề liên quan đến KIT thí nghiệm, các trường hợp demo mạch thất bại do lỗi của KIT sẽ không được xem xét.</w:t>
       </w:r>
@@ -1812,12 +1812,12 @@
                 <w:rFonts w:cs="Times New Roman"/>
                 <w:sz w:val="24"/>
                 <w:szCs w:val="24"/>
-                <w:lang w:val="en-VN"/>
-              </w:rPr>
-            </w:pPr>
-            <w:r>
-              <w:rPr>
-                <w:lang w:val="en-VN"/>
+                <w:lang/>
+              </w:rPr>
+            </w:pPr>
+            <w:r>
+              <w:rPr>
+                <w:lang/>
               </w:rPr>
               <w:t>Tất cả các dây nối đã được gỡ và phân loại</w:t>
             </w:r>
@@ -1905,12 +1905,12 @@
                 <w:rFonts w:cs="Times New Roman"/>
                 <w:sz w:val="24"/>
                 <w:szCs w:val="24"/>
-                <w:lang w:val="en-VN"/>
-              </w:rPr>
-            </w:pPr>
-            <w:r>
-              <w:rPr>
-                <w:lang w:val="en-VN"/>
+                <w:lang/>
+              </w:rPr>
+            </w:pPr>
+            <w:r>
+              <w:rPr>
+                <w:lang/>
               </w:rPr>
               <w:t>Tất cả các IC đều đã được nới lỏng trước khi nhấc ra khỏi breadboard</w:t>
             </w:r>
@@ -1936,7 +1936,7 @@
                 <w:rFonts w:cs="Times New Roman"/>
                 <w:sz w:val="24"/>
                 <w:szCs w:val="24"/>
-                <w:lang w:val="en-VN"/>
+                <w:lang/>
               </w:rPr>
             </w:pPr>
           </w:p>
@@ -1991,12 +1991,12 @@
                 <w:rFonts w:cs="Times New Roman"/>
                 <w:sz w:val="24"/>
                 <w:szCs w:val="24"/>
-                <w:lang w:val="en-VN"/>
-              </w:rPr>
-            </w:pPr>
-            <w:r>
-              <w:rPr>
-                <w:lang w:val="en-VN"/>
+                <w:lang/>
+              </w:rPr>
+            </w:pPr>
+            <w:r>
+              <w:rPr>
+                <w:lang/>
               </w:rPr>
               <w:t>Tất cả các IC đều đã được phân loại và trả lại đúng ngăn đựng</w:t>
             </w:r>
@@ -2022,7 +2022,7 @@
                 <w:rFonts w:cs="Times New Roman"/>
                 <w:sz w:val="24"/>
                 <w:szCs w:val="24"/>
-                <w:lang w:val="en-VN"/>
+                <w:lang/>
               </w:rPr>
             </w:pPr>
           </w:p>
@@ -2077,12 +2077,12 @@
                 <w:rFonts w:cs="Times New Roman"/>
                 <w:sz w:val="24"/>
                 <w:szCs w:val="24"/>
-                <w:lang w:val="en-VN"/>
-              </w:rPr>
-            </w:pPr>
-            <w:r>
-              <w:rPr>
-                <w:lang w:val="en-VN"/>
+                <w:lang/>
+              </w:rPr>
+            </w:pPr>
+            <w:r>
+              <w:rPr>
+                <w:lang/>
               </w:rPr>
               <w:t>Thu dọn và trả KIT thí nghiệm</w:t>
             </w:r>
@@ -2108,7 +2108,7 @@
                 <w:rFonts w:cs="Times New Roman"/>
                 <w:sz w:val="24"/>
                 <w:szCs w:val="24"/>
-                <w:lang w:val="en-VN"/>
+                <w:lang/>
               </w:rPr>
             </w:pPr>
           </w:p>
@@ -2163,12 +2163,12 @@
                 <w:rFonts w:cs="Times New Roman"/>
                 <w:sz w:val="24"/>
                 <w:szCs w:val="24"/>
-                <w:lang w:val="en-VN"/>
-              </w:rPr>
-            </w:pPr>
-            <w:r>
-              <w:rPr>
-                <w:lang w:val="en-VN"/>
+                <w:lang/>
+              </w:rPr>
+            </w:pPr>
+            <w:r>
+              <w:rPr>
+                <w:lang/>
               </w:rPr>
               <w:t>Thu dọn và hoàn trả VOM</w:t>
             </w:r>
@@ -2194,7 +2194,7 @@
                 <w:rFonts w:cs="Times New Roman"/>
                 <w:sz w:val="24"/>
                 <w:szCs w:val="24"/>
-                <w:lang w:val="en-VN"/>
+                <w:lang/>
               </w:rPr>
             </w:pPr>
           </w:p>
@@ -2249,12 +2249,12 @@
                 <w:rFonts w:cs="Times New Roman"/>
                 <w:sz w:val="24"/>
                 <w:szCs w:val="24"/>
-                <w:lang w:val="en-VN"/>
-              </w:rPr>
-            </w:pPr>
-            <w:r>
-              <w:rPr>
-                <w:lang w:val="en-VN"/>
+                <w:lang/>
+              </w:rPr>
+            </w:pPr>
+            <w:r>
+              <w:rPr>
+                <w:lang/>
               </w:rPr>
               <w:t>Thu dọn và hoàn trả oscilloscope (nếu có)</w:t>
             </w:r>
@@ -2280,7 +2280,7 @@
                 <w:rFonts w:cs="Times New Roman"/>
                 <w:sz w:val="24"/>
                 <w:szCs w:val="24"/>
-                <w:lang w:val="en-VN"/>
+                <w:lang/>
               </w:rPr>
             </w:pPr>
           </w:p>
@@ -2335,12 +2335,12 @@
                 <w:rFonts w:cs="Times New Roman"/>
                 <w:sz w:val="24"/>
                 <w:szCs w:val="24"/>
-                <w:lang w:val="en-VN"/>
-              </w:rPr>
-            </w:pPr>
-            <w:r>
-              <w:rPr>
-                <w:lang w:val="en-VN"/>
+                <w:lang/>
+              </w:rPr>
+            </w:pPr>
+            <w:r>
+              <w:rPr>
+                <w:lang/>
               </w:rPr>
               <w:t>Dọn sạch khu vực làm việc</w:t>
             </w:r>
@@ -2366,7 +2366,7 @@
                 <w:rFonts w:cs="Times New Roman"/>
                 <w:sz w:val="24"/>
                 <w:szCs w:val="24"/>
-                <w:lang w:val="en-VN"/>
+                <w:lang/>
               </w:rPr>
             </w:pPr>
           </w:p>
@@ -2391,7 +2391,7 @@
           <w:b/>
           <w:bCs/>
           <w:color w:val="FF0000"/>
-          <w:lang w:val="en-VN"/>
+          <w:lang/>
         </w:rPr>
       </w:pPr>
       <w:r>
@@ -2399,7 +2399,7 @@
           <w:b/>
           <w:bCs/>
           <w:color w:val="FF0000"/>
-          <w:lang w:val="en-VN"/>
+          <w:lang/>
         </w:rPr>
         <w:t>Lưu ý quan trọng:</w:t>
       </w:r>
@@ -2410,7 +2410,7 @@
           <w:b/>
           <w:bCs/>
           <w:color w:val="FF0000"/>
-          <w:lang w:val="en-VN"/>
+          <w:lang/>
         </w:rPr>
       </w:pPr>
     </w:p>
@@ -2423,7 +2423,7 @@
         </w:numPr>
         <w:rPr>
           <w:color w:val="FF0000"/>
-          <w:lang w:val="en-VN"/>
+          <w:lang/>
         </w:rPr>
       </w:pPr>
       <w:r>
@@ -3502,6 +3502,1636 @@
           <w:szCs w:val="26"/>
         </w:rPr>
         <w:t>ập bảng chân trị</w:t>
+      </w:r>
+    </w:p>
+    <w:tbl>
+      <w:tblPr>
+        <w:tblStyle w:val="TableGrid"/>
+        <w:tblW w:w="0" w:type="auto"/>
+        <w:tblLook w:val="04A0" w:firstRow="1" w:lastRow="0" w:firstColumn="1" w:lastColumn="0" w:noHBand="0" w:noVBand="1"/>
+      </w:tblPr>
+      <w:tblGrid>
+        <w:gridCol w:w="1502"/>
+        <w:gridCol w:w="1502"/>
+        <w:gridCol w:w="1503"/>
+        <w:gridCol w:w="1503"/>
+        <w:gridCol w:w="1503"/>
+        <w:gridCol w:w="1503"/>
+      </w:tblGrid>
+      <w:tr>
+        <w:tc>
+          <w:tcPr>
+            <w:tcW w:w="1502" w:type="dxa"/>
+          </w:tcPr>
+          <w:p>
+            <w:pPr>
+              <w:ind w:left="0"/>
+              <w:jc w:val="left"/>
+              <w:rPr>
+                <w:szCs w:val="26"/>
+              </w:rPr>
+            </w:pPr>
+            <w:r>
+              <w:rPr>
+                <w:szCs w:val="26"/>
+              </w:rPr>
+              <w:t>SW0</w:t>
+            </w:r>
+          </w:p>
+        </w:tc>
+        <w:tc>
+          <w:tcPr>
+            <w:tcW w:w="1502" w:type="dxa"/>
+          </w:tcPr>
+          <w:p>
+            <w:pPr>
+              <w:ind w:left="0"/>
+              <w:jc w:val="left"/>
+              <w:rPr>
+                <w:szCs w:val="26"/>
+              </w:rPr>
+            </w:pPr>
+            <w:r>
+              <w:rPr>
+                <w:szCs w:val="26"/>
+              </w:rPr>
+              <w:t>SW1</w:t>
+            </w:r>
+          </w:p>
+        </w:tc>
+        <w:tc>
+          <w:tcPr>
+            <w:tcW w:w="1503" w:type="dxa"/>
+          </w:tcPr>
+          <w:p>
+            <w:pPr>
+              <w:ind w:left="0"/>
+              <w:jc w:val="left"/>
+              <w:rPr>
+                <w:szCs w:val="26"/>
+              </w:rPr>
+            </w:pPr>
+            <w:r>
+              <w:rPr>
+                <w:szCs w:val="26"/>
+              </w:rPr>
+              <w:t>SW2</w:t>
+            </w:r>
+          </w:p>
+        </w:tc>
+        <w:tc>
+          <w:tcPr>
+            <w:tcW w:w="1503" w:type="dxa"/>
+          </w:tcPr>
+          <w:p>
+            <w:pPr>
+              <w:ind w:left="0"/>
+              <w:jc w:val="left"/>
+              <w:rPr>
+                <w:szCs w:val="26"/>
+              </w:rPr>
+            </w:pPr>
+            <w:r>
+              <w:rPr>
+                <w:szCs w:val="26"/>
+              </w:rPr>
+              <w:t>O1</w:t>
+            </w:r>
+          </w:p>
+        </w:tc>
+        <w:tc>
+          <w:tcPr>
+            <w:tcW w:w="1503" w:type="dxa"/>
+          </w:tcPr>
+          <w:p>
+            <w:pPr>
+              <w:ind w:left="0"/>
+              <w:jc w:val="left"/>
+              <w:rPr>
+                <w:szCs w:val="26"/>
+              </w:rPr>
+            </w:pPr>
+            <w:r>
+              <w:rPr>
+                <w:szCs w:val="26"/>
+              </w:rPr>
+              <w:t>O2</w:t>
+            </w:r>
+          </w:p>
+        </w:tc>
+        <w:tc>
+          <w:tcPr>
+            <w:tcW w:w="1503" w:type="dxa"/>
+          </w:tcPr>
+          <w:p>
+            <w:pPr>
+              <w:ind w:left="0"/>
+              <w:jc w:val="left"/>
+              <w:rPr>
+                <w:szCs w:val="26"/>
+              </w:rPr>
+            </w:pPr>
+          </w:p>
+        </w:tc>
+      </w:tr>
+      <w:tr>
+        <w:tc>
+          <w:tcPr>
+            <w:tcW w:w="1502" w:type="dxa"/>
+          </w:tcPr>
+          <w:p>
+            <w:pPr>
+              <w:ind w:left="0"/>
+              <w:jc w:val="left"/>
+              <w:rPr>
+                <w:szCs w:val="26"/>
+              </w:rPr>
+            </w:pPr>
+            <w:r>
+              <w:rPr>
+                <w:szCs w:val="26"/>
+              </w:rPr>
+              <w:t>0</w:t>
+            </w:r>
+          </w:p>
+        </w:tc>
+        <w:tc>
+          <w:tcPr>
+            <w:tcW w:w="1502" w:type="dxa"/>
+          </w:tcPr>
+          <w:p>
+            <w:pPr>
+              <w:ind w:left="0"/>
+              <w:jc w:val="left"/>
+              <w:rPr>
+                <w:szCs w:val="26"/>
+              </w:rPr>
+            </w:pPr>
+            <w:r>
+              <w:rPr>
+                <w:szCs w:val="26"/>
+              </w:rPr>
+              <w:t>0</w:t>
+            </w:r>
+          </w:p>
+        </w:tc>
+        <w:tc>
+          <w:tcPr>
+            <w:tcW w:w="1503" w:type="dxa"/>
+          </w:tcPr>
+          <w:p>
+            <w:pPr>
+              <w:ind w:left="0"/>
+              <w:jc w:val="left"/>
+              <w:rPr>
+                <w:szCs w:val="26"/>
+              </w:rPr>
+            </w:pPr>
+            <w:r>
+              <w:rPr>
+                <w:szCs w:val="26"/>
+              </w:rPr>
+              <w:t>0</w:t>
+            </w:r>
+          </w:p>
+        </w:tc>
+        <w:tc>
+          <w:tcPr>
+            <w:tcW w:w="1503" w:type="dxa"/>
+          </w:tcPr>
+          <w:p>
+            <w:pPr>
+              <w:ind w:left="0"/>
+              <w:jc w:val="left"/>
+              <w:rPr>
+                <w:szCs w:val="26"/>
+              </w:rPr>
+            </w:pPr>
+            <w:r>
+              <w:rPr>
+                <w:szCs w:val="26"/>
+              </w:rPr>
+              <w:t>0</w:t>
+            </w:r>
+          </w:p>
+        </w:tc>
+        <w:tc>
+          <w:tcPr>
+            <w:tcW w:w="1503" w:type="dxa"/>
+          </w:tcPr>
+          <w:p>
+            <w:pPr>
+              <w:ind w:left="0"/>
+              <w:jc w:val="left"/>
+              <w:rPr>
+                <w:szCs w:val="26"/>
+              </w:rPr>
+            </w:pPr>
+            <w:r>
+              <w:rPr>
+                <w:szCs w:val="26"/>
+              </w:rPr>
+              <w:t>0</w:t>
+            </w:r>
+          </w:p>
+        </w:tc>
+        <w:tc>
+          <w:tcPr>
+            <w:tcW w:w="1503" w:type="dxa"/>
+          </w:tcPr>
+          <w:p>
+            <w:pPr>
+              <w:ind w:left="0"/>
+              <w:jc w:val="left"/>
+              <w:rPr>
+                <w:szCs w:val="26"/>
+              </w:rPr>
+            </w:pPr>
+          </w:p>
+        </w:tc>
+      </w:tr>
+      <w:tr>
+        <w:tc>
+          <w:tcPr>
+            <w:tcW w:w="1502" w:type="dxa"/>
+          </w:tcPr>
+          <w:p>
+            <w:pPr>
+              <w:ind w:left="0"/>
+              <w:jc w:val="left"/>
+              <w:rPr>
+                <w:szCs w:val="26"/>
+              </w:rPr>
+            </w:pPr>
+            <w:r>
+              <w:rPr>
+                <w:szCs w:val="26"/>
+              </w:rPr>
+              <w:t>0</w:t>
+            </w:r>
+          </w:p>
+        </w:tc>
+        <w:tc>
+          <w:tcPr>
+            <w:tcW w:w="1502" w:type="dxa"/>
+          </w:tcPr>
+          <w:p>
+            <w:pPr>
+              <w:ind w:left="0"/>
+              <w:jc w:val="left"/>
+              <w:rPr>
+                <w:szCs w:val="26"/>
+              </w:rPr>
+            </w:pPr>
+            <w:r>
+              <w:rPr>
+                <w:szCs w:val="26"/>
+              </w:rPr>
+              <w:t>0</w:t>
+            </w:r>
+          </w:p>
+        </w:tc>
+        <w:tc>
+          <w:tcPr>
+            <w:tcW w:w="1503" w:type="dxa"/>
+          </w:tcPr>
+          <w:p>
+            <w:pPr>
+              <w:ind w:left="0"/>
+              <w:jc w:val="left"/>
+              <w:rPr>
+                <w:szCs w:val="26"/>
+              </w:rPr>
+            </w:pPr>
+            <w:r>
+              <w:rPr>
+                <w:szCs w:val="26"/>
+              </w:rPr>
+              <w:t>1</w:t>
+            </w:r>
+          </w:p>
+        </w:tc>
+        <w:tc>
+          <w:tcPr>
+            <w:tcW w:w="1503" w:type="dxa"/>
+          </w:tcPr>
+          <w:p>
+            <w:pPr>
+              <w:ind w:left="0"/>
+              <w:jc w:val="left"/>
+              <w:rPr>
+                <w:szCs w:val="26"/>
+              </w:rPr>
+            </w:pPr>
+            <w:r>
+              <w:rPr>
+                <w:szCs w:val="26"/>
+              </w:rPr>
+              <w:t>0</w:t>
+            </w:r>
+          </w:p>
+        </w:tc>
+        <w:tc>
+          <w:tcPr>
+            <w:tcW w:w="1503" w:type="dxa"/>
+          </w:tcPr>
+          <w:p>
+            <w:pPr>
+              <w:ind w:left="0"/>
+              <w:jc w:val="left"/>
+              <w:rPr>
+                <w:szCs w:val="26"/>
+              </w:rPr>
+            </w:pPr>
+            <w:r>
+              <w:rPr>
+                <w:szCs w:val="26"/>
+              </w:rPr>
+              <w:t>0</w:t>
+            </w:r>
+          </w:p>
+        </w:tc>
+        <w:tc>
+          <w:tcPr>
+            <w:tcW w:w="1503" w:type="dxa"/>
+          </w:tcPr>
+          <w:p>
+            <w:pPr>
+              <w:ind w:left="0"/>
+              <w:jc w:val="left"/>
+              <w:rPr>
+                <w:szCs w:val="26"/>
+              </w:rPr>
+            </w:pPr>
+          </w:p>
+        </w:tc>
+      </w:tr>
+      <w:tr>
+        <w:tc>
+          <w:tcPr>
+            <w:tcW w:w="1502" w:type="dxa"/>
+          </w:tcPr>
+          <w:p>
+            <w:pPr>
+              <w:ind w:left="0"/>
+              <w:jc w:val="left"/>
+              <w:rPr>
+                <w:szCs w:val="26"/>
+              </w:rPr>
+            </w:pPr>
+            <w:r>
+              <w:rPr>
+                <w:szCs w:val="26"/>
+              </w:rPr>
+              <w:t>0</w:t>
+            </w:r>
+          </w:p>
+        </w:tc>
+        <w:tc>
+          <w:tcPr>
+            <w:tcW w:w="1502" w:type="dxa"/>
+          </w:tcPr>
+          <w:p>
+            <w:pPr>
+              <w:ind w:left="0"/>
+              <w:jc w:val="left"/>
+              <w:rPr>
+                <w:szCs w:val="26"/>
+              </w:rPr>
+            </w:pPr>
+            <w:r>
+              <w:rPr>
+                <w:szCs w:val="26"/>
+              </w:rPr>
+              <w:t>1</w:t>
+            </w:r>
+          </w:p>
+        </w:tc>
+        <w:tc>
+          <w:tcPr>
+            <w:tcW w:w="1503" w:type="dxa"/>
+          </w:tcPr>
+          <w:p>
+            <w:pPr>
+              <w:ind w:left="0"/>
+              <w:jc w:val="left"/>
+              <w:rPr>
+                <w:szCs w:val="26"/>
+              </w:rPr>
+            </w:pPr>
+            <w:r>
+              <w:rPr>
+                <w:szCs w:val="26"/>
+              </w:rPr>
+              <w:t>0</w:t>
+            </w:r>
+          </w:p>
+        </w:tc>
+        <w:tc>
+          <w:tcPr>
+            <w:tcW w:w="1503" w:type="dxa"/>
+          </w:tcPr>
+          <w:p>
+            <w:pPr>
+              <w:ind w:left="0"/>
+              <w:jc w:val="left"/>
+              <w:rPr>
+                <w:szCs w:val="26"/>
+              </w:rPr>
+            </w:pPr>
+            <w:r>
+              <w:rPr>
+                <w:szCs w:val="26"/>
+              </w:rPr>
+              <w:t>0</w:t>
+            </w:r>
+          </w:p>
+        </w:tc>
+        <w:tc>
+          <w:tcPr>
+            <w:tcW w:w="1503" w:type="dxa"/>
+          </w:tcPr>
+          <w:p>
+            <w:pPr>
+              <w:ind w:left="0"/>
+              <w:jc w:val="left"/>
+              <w:rPr>
+                <w:szCs w:val="26"/>
+              </w:rPr>
+            </w:pPr>
+            <w:r>
+              <w:rPr>
+                <w:szCs w:val="26"/>
+              </w:rPr>
+              <w:t>0</w:t>
+            </w:r>
+          </w:p>
+        </w:tc>
+        <w:tc>
+          <w:tcPr>
+            <w:tcW w:w="1503" w:type="dxa"/>
+          </w:tcPr>
+          <w:p>
+            <w:pPr>
+              <w:ind w:left="0"/>
+              <w:jc w:val="left"/>
+              <w:rPr>
+                <w:szCs w:val="26"/>
+              </w:rPr>
+            </w:pPr>
+          </w:p>
+        </w:tc>
+      </w:tr>
+      <w:tr>
+        <w:tc>
+          <w:tcPr>
+            <w:tcW w:w="1502" w:type="dxa"/>
+          </w:tcPr>
+          <w:p>
+            <w:pPr>
+              <w:ind w:left="0"/>
+              <w:jc w:val="left"/>
+              <w:rPr>
+                <w:szCs w:val="26"/>
+              </w:rPr>
+            </w:pPr>
+            <w:r>
+              <w:rPr>
+                <w:szCs w:val="26"/>
+              </w:rPr>
+              <w:t>0</w:t>
+            </w:r>
+          </w:p>
+        </w:tc>
+        <w:tc>
+          <w:tcPr>
+            <w:tcW w:w="1502" w:type="dxa"/>
+          </w:tcPr>
+          <w:p>
+            <w:pPr>
+              <w:ind w:left="0"/>
+              <w:jc w:val="left"/>
+              <w:rPr>
+                <w:szCs w:val="26"/>
+              </w:rPr>
+            </w:pPr>
+            <w:r>
+              <w:rPr>
+                <w:szCs w:val="26"/>
+              </w:rPr>
+              <w:t>1</w:t>
+            </w:r>
+          </w:p>
+        </w:tc>
+        <w:tc>
+          <w:tcPr>
+            <w:tcW w:w="1503" w:type="dxa"/>
+          </w:tcPr>
+          <w:p>
+            <w:pPr>
+              <w:ind w:left="0"/>
+              <w:jc w:val="left"/>
+              <w:rPr>
+                <w:szCs w:val="26"/>
+              </w:rPr>
+            </w:pPr>
+            <w:r>
+              <w:rPr>
+                <w:szCs w:val="26"/>
+              </w:rPr>
+              <w:t>1</w:t>
+            </w:r>
+          </w:p>
+        </w:tc>
+        <w:tc>
+          <w:tcPr>
+            <w:tcW w:w="1503" w:type="dxa"/>
+          </w:tcPr>
+          <w:p>
+            <w:pPr>
+              <w:ind w:left="0"/>
+              <w:jc w:val="left"/>
+              <w:rPr>
+                <w:szCs w:val="26"/>
+              </w:rPr>
+            </w:pPr>
+            <w:r>
+              <w:rPr>
+                <w:szCs w:val="26"/>
+              </w:rPr>
+              <w:t>0</w:t>
+            </w:r>
+          </w:p>
+        </w:tc>
+        <w:tc>
+          <w:tcPr>
+            <w:tcW w:w="1503" w:type="dxa"/>
+          </w:tcPr>
+          <w:p>
+            <w:pPr>
+              <w:ind w:left="0"/>
+              <w:jc w:val="left"/>
+              <w:rPr>
+                <w:szCs w:val="26"/>
+              </w:rPr>
+            </w:pPr>
+            <w:r>
+              <w:rPr>
+                <w:szCs w:val="26"/>
+              </w:rPr>
+              <w:t>0</w:t>
+            </w:r>
+          </w:p>
+        </w:tc>
+        <w:tc>
+          <w:tcPr>
+            <w:tcW w:w="1503" w:type="dxa"/>
+          </w:tcPr>
+          <w:p>
+            <w:pPr>
+              <w:ind w:left="0"/>
+              <w:jc w:val="left"/>
+              <w:rPr>
+                <w:szCs w:val="26"/>
+              </w:rPr>
+            </w:pPr>
+          </w:p>
+        </w:tc>
+      </w:tr>
+      <w:tr>
+        <w:tc>
+          <w:tcPr>
+            <w:tcW w:w="1502" w:type="dxa"/>
+          </w:tcPr>
+          <w:p>
+            <w:pPr>
+              <w:ind w:left="0"/>
+              <w:jc w:val="left"/>
+              <w:rPr>
+                <w:szCs w:val="26"/>
+              </w:rPr>
+            </w:pPr>
+            <w:r>
+              <w:rPr>
+                <w:szCs w:val="26"/>
+              </w:rPr>
+              <w:t>1</w:t>
+            </w:r>
+          </w:p>
+        </w:tc>
+        <w:tc>
+          <w:tcPr>
+            <w:tcW w:w="1502" w:type="dxa"/>
+          </w:tcPr>
+          <w:p>
+            <w:pPr>
+              <w:ind w:left="0"/>
+              <w:jc w:val="left"/>
+              <w:rPr>
+                <w:szCs w:val="26"/>
+              </w:rPr>
+            </w:pPr>
+            <w:r>
+              <w:rPr>
+                <w:szCs w:val="26"/>
+              </w:rPr>
+              <w:t>0</w:t>
+            </w:r>
+          </w:p>
+        </w:tc>
+        <w:tc>
+          <w:tcPr>
+            <w:tcW w:w="1503" w:type="dxa"/>
+          </w:tcPr>
+          <w:p>
+            <w:pPr>
+              <w:ind w:left="0"/>
+              <w:jc w:val="left"/>
+              <w:rPr>
+                <w:szCs w:val="26"/>
+              </w:rPr>
+            </w:pPr>
+            <w:r>
+              <w:rPr>
+                <w:szCs w:val="26"/>
+              </w:rPr>
+              <w:t>0</w:t>
+            </w:r>
+          </w:p>
+        </w:tc>
+        <w:tc>
+          <w:tcPr>
+            <w:tcW w:w="1503" w:type="dxa"/>
+          </w:tcPr>
+          <w:p>
+            <w:pPr>
+              <w:ind w:left="0"/>
+              <w:jc w:val="left"/>
+              <w:rPr>
+                <w:szCs w:val="26"/>
+              </w:rPr>
+            </w:pPr>
+            <w:r>
+              <w:rPr>
+                <w:szCs w:val="26"/>
+              </w:rPr>
+              <w:t>0</w:t>
+            </w:r>
+          </w:p>
+        </w:tc>
+        <w:tc>
+          <w:tcPr>
+            <w:tcW w:w="1503" w:type="dxa"/>
+          </w:tcPr>
+          <w:p>
+            <w:pPr>
+              <w:ind w:left="0"/>
+              <w:jc w:val="left"/>
+              <w:rPr>
+                <w:szCs w:val="26"/>
+              </w:rPr>
+            </w:pPr>
+            <w:r>
+              <w:rPr>
+                <w:szCs w:val="26"/>
+              </w:rPr>
+              <w:t>1</w:t>
+            </w:r>
+          </w:p>
+        </w:tc>
+        <w:tc>
+          <w:tcPr>
+            <w:tcW w:w="1503" w:type="dxa"/>
+          </w:tcPr>
+          <w:p>
+            <w:pPr>
+              <w:ind w:left="0"/>
+              <w:jc w:val="left"/>
+              <w:rPr>
+                <w:szCs w:val="26"/>
+              </w:rPr>
+            </w:pPr>
+          </w:p>
+        </w:tc>
+      </w:tr>
+      <w:tr>
+        <w:tc>
+          <w:tcPr>
+            <w:tcW w:w="1502" w:type="dxa"/>
+          </w:tcPr>
+          <w:p>
+            <w:pPr>
+              <w:ind w:left="0"/>
+              <w:jc w:val="left"/>
+              <w:rPr>
+                <w:szCs w:val="26"/>
+              </w:rPr>
+            </w:pPr>
+            <w:r>
+              <w:rPr>
+                <w:szCs w:val="26"/>
+              </w:rPr>
+              <w:t>1</w:t>
+            </w:r>
+          </w:p>
+        </w:tc>
+        <w:tc>
+          <w:tcPr>
+            <w:tcW w:w="1502" w:type="dxa"/>
+          </w:tcPr>
+          <w:p>
+            <w:pPr>
+              <w:ind w:left="0"/>
+              <w:jc w:val="left"/>
+              <w:rPr>
+                <w:szCs w:val="26"/>
+              </w:rPr>
+            </w:pPr>
+            <w:r>
+              <w:rPr>
+                <w:szCs w:val="26"/>
+              </w:rPr>
+              <w:t>0</w:t>
+            </w:r>
+          </w:p>
+        </w:tc>
+        <w:tc>
+          <w:tcPr>
+            <w:tcW w:w="1503" w:type="dxa"/>
+          </w:tcPr>
+          <w:p>
+            <w:pPr>
+              <w:ind w:left="0"/>
+              <w:jc w:val="left"/>
+              <w:rPr>
+                <w:szCs w:val="26"/>
+              </w:rPr>
+            </w:pPr>
+            <w:r>
+              <w:rPr>
+                <w:szCs w:val="26"/>
+              </w:rPr>
+              <w:t>1</w:t>
+            </w:r>
+          </w:p>
+        </w:tc>
+        <w:tc>
+          <w:tcPr>
+            <w:tcW w:w="1503" w:type="dxa"/>
+          </w:tcPr>
+          <w:p>
+            <w:pPr>
+              <w:ind w:left="0"/>
+              <w:jc w:val="left"/>
+              <w:rPr>
+                <w:szCs w:val="26"/>
+              </w:rPr>
+            </w:pPr>
+            <w:r>
+              <w:rPr>
+                <w:szCs w:val="26"/>
+              </w:rPr>
+              <w:t>1</w:t>
+            </w:r>
+          </w:p>
+        </w:tc>
+        <w:tc>
+          <w:tcPr>
+            <w:tcW w:w="1503" w:type="dxa"/>
+          </w:tcPr>
+          <w:p>
+            <w:pPr>
+              <w:ind w:left="0"/>
+              <w:jc w:val="left"/>
+              <w:rPr>
+                <w:szCs w:val="26"/>
+              </w:rPr>
+            </w:pPr>
+            <w:r>
+              <w:rPr>
+                <w:szCs w:val="26"/>
+              </w:rPr>
+              <w:t>0</w:t>
+            </w:r>
+          </w:p>
+        </w:tc>
+        <w:tc>
+          <w:tcPr>
+            <w:tcW w:w="1503" w:type="dxa"/>
+          </w:tcPr>
+          <w:p>
+            <w:pPr>
+              <w:ind w:left="0"/>
+              <w:jc w:val="left"/>
+              <w:rPr>
+                <w:szCs w:val="26"/>
+              </w:rPr>
+            </w:pPr>
+          </w:p>
+        </w:tc>
+      </w:tr>
+      <w:tr>
+        <w:tc>
+          <w:tcPr>
+            <w:tcW w:w="1502" w:type="dxa"/>
+          </w:tcPr>
+          <w:p>
+            <w:pPr>
+              <w:ind w:left="0"/>
+              <w:jc w:val="left"/>
+              <w:rPr>
+                <w:b/>
+                <w:bCs/>
+                <w:szCs w:val="26"/>
+              </w:rPr>
+            </w:pPr>
+            <w:r>
+              <w:rPr>
+                <w:szCs w:val="26"/>
+              </w:rPr>
+              <w:lastRenderedPageBreak/>
+              <w:t>1</w:t>
+            </w:r>
+          </w:p>
+        </w:tc>
+        <w:tc>
+          <w:tcPr>
+            <w:tcW w:w="1502" w:type="dxa"/>
+          </w:tcPr>
+          <w:p>
+            <w:pPr>
+              <w:ind w:left="0"/>
+              <w:jc w:val="left"/>
+              <w:rPr>
+                <w:szCs w:val="26"/>
+              </w:rPr>
+            </w:pPr>
+            <w:r>
+              <w:rPr>
+                <w:szCs w:val="26"/>
+              </w:rPr>
+              <w:t>1</w:t>
+            </w:r>
+          </w:p>
+        </w:tc>
+        <w:tc>
+          <w:tcPr>
+            <w:tcW w:w="1503" w:type="dxa"/>
+          </w:tcPr>
+          <w:p>
+            <w:pPr>
+              <w:ind w:left="0"/>
+              <w:jc w:val="left"/>
+              <w:rPr>
+                <w:szCs w:val="26"/>
+              </w:rPr>
+            </w:pPr>
+            <w:r>
+              <w:rPr>
+                <w:szCs w:val="26"/>
+              </w:rPr>
+              <w:t>0</w:t>
+            </w:r>
+          </w:p>
+        </w:tc>
+        <w:tc>
+          <w:tcPr>
+            <w:tcW w:w="1503" w:type="dxa"/>
+          </w:tcPr>
+          <w:p>
+            <w:pPr>
+              <w:ind w:left="0"/>
+              <w:jc w:val="left"/>
+              <w:rPr>
+                <w:szCs w:val="26"/>
+              </w:rPr>
+            </w:pPr>
+            <w:r>
+              <w:rPr>
+                <w:szCs w:val="26"/>
+              </w:rPr>
+              <w:t>1</w:t>
+            </w:r>
+          </w:p>
+        </w:tc>
+        <w:tc>
+          <w:tcPr>
+            <w:tcW w:w="1503" w:type="dxa"/>
+          </w:tcPr>
+          <w:p>
+            <w:pPr>
+              <w:ind w:left="0"/>
+              <w:jc w:val="left"/>
+              <w:rPr>
+                <w:szCs w:val="26"/>
+              </w:rPr>
+            </w:pPr>
+            <w:r>
+              <w:rPr>
+                <w:szCs w:val="26"/>
+              </w:rPr>
+              <w:t>1</w:t>
+            </w:r>
+          </w:p>
+        </w:tc>
+        <w:tc>
+          <w:tcPr>
+            <w:tcW w:w="1503" w:type="dxa"/>
+          </w:tcPr>
+          <w:p>
+            <w:pPr>
+              <w:ind w:left="0"/>
+              <w:jc w:val="left"/>
+              <w:rPr>
+                <w:szCs w:val="26"/>
+              </w:rPr>
+            </w:pPr>
+          </w:p>
+        </w:tc>
+      </w:tr>
+      <w:tr>
+        <w:tc>
+          <w:tcPr>
+            <w:tcW w:w="1502" w:type="dxa"/>
+          </w:tcPr>
+          <w:p>
+            <w:pPr>
+              <w:ind w:left="0"/>
+              <w:jc w:val="left"/>
+              <w:rPr>
+                <w:szCs w:val="26"/>
+              </w:rPr>
+            </w:pPr>
+            <w:r>
+              <w:rPr>
+                <w:szCs w:val="26"/>
+              </w:rPr>
+              <w:t>1</w:t>
+            </w:r>
+          </w:p>
+        </w:tc>
+        <w:tc>
+          <w:tcPr>
+            <w:tcW w:w="1502" w:type="dxa"/>
+          </w:tcPr>
+          <w:p>
+            <w:pPr>
+              <w:ind w:left="0"/>
+              <w:jc w:val="left"/>
+              <w:rPr>
+                <w:szCs w:val="26"/>
+              </w:rPr>
+            </w:pPr>
+            <w:r>
+              <w:rPr>
+                <w:szCs w:val="26"/>
+              </w:rPr>
+              <w:t>1</w:t>
+            </w:r>
+          </w:p>
+        </w:tc>
+        <w:tc>
+          <w:tcPr>
+            <w:tcW w:w="1503" w:type="dxa"/>
+          </w:tcPr>
+          <w:p>
+            <w:pPr>
+              <w:ind w:left="0"/>
+              <w:jc w:val="left"/>
+              <w:rPr>
+                <w:szCs w:val="26"/>
+              </w:rPr>
+            </w:pPr>
+            <w:r>
+              <w:rPr>
+                <w:szCs w:val="26"/>
+              </w:rPr>
+              <w:t>1</w:t>
+            </w:r>
+          </w:p>
+        </w:tc>
+        <w:tc>
+          <w:tcPr>
+            <w:tcW w:w="1503" w:type="dxa"/>
+          </w:tcPr>
+          <w:p>
+            <w:pPr>
+              <w:ind w:left="0"/>
+              <w:jc w:val="left"/>
+              <w:rPr>
+                <w:szCs w:val="26"/>
+              </w:rPr>
+            </w:pPr>
+            <w:r>
+              <w:rPr>
+                <w:szCs w:val="26"/>
+              </w:rPr>
+              <w:t>1</w:t>
+            </w:r>
+          </w:p>
+        </w:tc>
+        <w:tc>
+          <w:tcPr>
+            <w:tcW w:w="1503" w:type="dxa"/>
+          </w:tcPr>
+          <w:p>
+            <w:pPr>
+              <w:ind w:left="0"/>
+              <w:jc w:val="left"/>
+              <w:rPr>
+                <w:szCs w:val="26"/>
+              </w:rPr>
+            </w:pPr>
+            <w:r>
+              <w:rPr>
+                <w:szCs w:val="26"/>
+              </w:rPr>
+              <w:t>1</w:t>
+            </w:r>
+          </w:p>
+        </w:tc>
+        <w:tc>
+          <w:tcPr>
+            <w:tcW w:w="1503" w:type="dxa"/>
+          </w:tcPr>
+          <w:p>
+            <w:pPr>
+              <w:ind w:left="0"/>
+              <w:jc w:val="left"/>
+              <w:rPr>
+                <w:szCs w:val="26"/>
+              </w:rPr>
+            </w:pPr>
+          </w:p>
+        </w:tc>
+      </w:tr>
+      <w:tr>
+        <w:tc>
+          <w:tcPr>
+            <w:tcW w:w="1502" w:type="dxa"/>
+          </w:tcPr>
+          <w:p>
+            <w:pPr>
+              <w:ind w:left="0"/>
+              <w:jc w:val="left"/>
+              <w:rPr>
+                <w:szCs w:val="26"/>
+              </w:rPr>
+            </w:pPr>
+          </w:p>
+        </w:tc>
+        <w:tc>
+          <w:tcPr>
+            <w:tcW w:w="1502" w:type="dxa"/>
+          </w:tcPr>
+          <w:p>
+            <w:pPr>
+              <w:ind w:left="0"/>
+              <w:jc w:val="left"/>
+              <w:rPr>
+                <w:szCs w:val="26"/>
+              </w:rPr>
+            </w:pPr>
+          </w:p>
+        </w:tc>
+        <w:tc>
+          <w:tcPr>
+            <w:tcW w:w="1503" w:type="dxa"/>
+          </w:tcPr>
+          <w:p>
+            <w:pPr>
+              <w:ind w:left="0"/>
+              <w:jc w:val="left"/>
+              <w:rPr>
+                <w:szCs w:val="26"/>
+              </w:rPr>
+            </w:pPr>
+          </w:p>
+        </w:tc>
+        <w:tc>
+          <w:tcPr>
+            <w:tcW w:w="1503" w:type="dxa"/>
+          </w:tcPr>
+          <w:p>
+            <w:pPr>
+              <w:ind w:left="0"/>
+              <w:jc w:val="left"/>
+              <w:rPr>
+                <w:szCs w:val="26"/>
+              </w:rPr>
+            </w:pPr>
+          </w:p>
+        </w:tc>
+        <w:tc>
+          <w:tcPr>
+            <w:tcW w:w="1503" w:type="dxa"/>
+          </w:tcPr>
+          <w:p>
+            <w:pPr>
+              <w:ind w:left="0"/>
+              <w:jc w:val="left"/>
+              <w:rPr>
+                <w:szCs w:val="26"/>
+              </w:rPr>
+            </w:pPr>
+          </w:p>
+        </w:tc>
+        <w:tc>
+          <w:tcPr>
+            <w:tcW w:w="1503" w:type="dxa"/>
+          </w:tcPr>
+          <w:p>
+            <w:pPr>
+              <w:ind w:left="0"/>
+              <w:jc w:val="left"/>
+              <w:rPr>
+                <w:szCs w:val="26"/>
+              </w:rPr>
+            </w:pPr>
+          </w:p>
+        </w:tc>
+      </w:tr>
+    </w:tbl>
+    <w:p>
+      <w:pPr>
+        <w:ind w:left="0"/>
+        <w:jc w:val="left"/>
+        <w:rPr>
+          <w:szCs w:val="26"/>
+        </w:rPr>
+      </w:pPr>
+    </w:p>
+    <w:tbl>
+      <w:tblPr>
+        <w:tblStyle w:val="TableGrid"/>
+        <w:tblW w:w="0" w:type="auto"/>
+        <w:tblLook w:val="04A0" w:firstRow="1" w:lastRow="0" w:firstColumn="1" w:lastColumn="0" w:noHBand="0" w:noVBand="1"/>
+      </w:tblPr>
+      <w:tblGrid>
+        <w:gridCol w:w="1502"/>
+        <w:gridCol w:w="1502"/>
+        <w:gridCol w:w="1503"/>
+        <w:gridCol w:w="1503"/>
+        <w:gridCol w:w="1503"/>
+        <w:gridCol w:w="1503"/>
+      </w:tblGrid>
+      <w:tr>
+        <w:tc>
+          <w:tcPr>
+            <w:tcW w:w="1502" w:type="dxa"/>
+          </w:tcPr>
+          <w:p>
+            <w:pPr>
+              <w:ind w:left="0"/>
+              <w:jc w:val="left"/>
+              <w:rPr>
+                <w:szCs w:val="26"/>
+              </w:rPr>
+            </w:pPr>
+            <w:r>
+              <w:rPr>
+                <w:szCs w:val="26"/>
+              </w:rPr>
+              <w:t>ABC</w:t>
+            </w:r>
+          </w:p>
+        </w:tc>
+        <w:tc>
+          <w:tcPr>
+            <w:tcW w:w="1502" w:type="dxa"/>
+          </w:tcPr>
+          <w:p>
+            <w:pPr>
+              <w:ind w:left="0"/>
+              <w:jc w:val="left"/>
+              <w:rPr>
+                <w:szCs w:val="26"/>
+              </w:rPr>
+            </w:pPr>
+            <w:r>
+              <w:rPr>
+                <w:szCs w:val="26"/>
+              </w:rPr>
+              <w:t>00</w:t>
+            </w:r>
+          </w:p>
+        </w:tc>
+        <w:tc>
+          <w:tcPr>
+            <w:tcW w:w="1503" w:type="dxa"/>
+          </w:tcPr>
+          <w:p>
+            <w:pPr>
+              <w:ind w:left="0"/>
+              <w:jc w:val="left"/>
+              <w:rPr>
+                <w:szCs w:val="26"/>
+              </w:rPr>
+            </w:pPr>
+            <w:r>
+              <w:rPr>
+                <w:szCs w:val="26"/>
+              </w:rPr>
+              <w:t>01</w:t>
+            </w:r>
+          </w:p>
+        </w:tc>
+        <w:tc>
+          <w:tcPr>
+            <w:tcW w:w="1503" w:type="dxa"/>
+          </w:tcPr>
+          <w:p>
+            <w:pPr>
+              <w:ind w:left="0"/>
+              <w:jc w:val="left"/>
+              <w:rPr>
+                <w:szCs w:val="26"/>
+              </w:rPr>
+            </w:pPr>
+            <w:r>
+              <w:rPr>
+                <w:szCs w:val="26"/>
+              </w:rPr>
+              <w:t>11</w:t>
+            </w:r>
+          </w:p>
+        </w:tc>
+        <w:tc>
+          <w:tcPr>
+            <w:tcW w:w="1503" w:type="dxa"/>
+          </w:tcPr>
+          <w:p>
+            <w:pPr>
+              <w:ind w:left="0"/>
+              <w:jc w:val="left"/>
+              <w:rPr>
+                <w:szCs w:val="26"/>
+              </w:rPr>
+            </w:pPr>
+            <w:r>
+              <w:rPr>
+                <w:szCs w:val="26"/>
+              </w:rPr>
+              <w:t>10</w:t>
+            </w:r>
+          </w:p>
+        </w:tc>
+        <w:tc>
+          <w:tcPr>
+            <w:tcW w:w="1503" w:type="dxa"/>
+          </w:tcPr>
+          <w:p>
+            <w:pPr>
+              <w:ind w:left="0"/>
+              <w:jc w:val="left"/>
+              <w:rPr>
+                <w:szCs w:val="26"/>
+              </w:rPr>
+            </w:pPr>
+          </w:p>
+        </w:tc>
+      </w:tr>
+      <w:tr>
+        <w:tc>
+          <w:tcPr>
+            <w:tcW w:w="1502" w:type="dxa"/>
+          </w:tcPr>
+          <w:p>
+            <w:pPr>
+              <w:ind w:left="0"/>
+              <w:jc w:val="left"/>
+              <w:rPr>
+                <w:szCs w:val="26"/>
+              </w:rPr>
+            </w:pPr>
+            <w:r>
+              <w:rPr>
+                <w:szCs w:val="26"/>
+              </w:rPr>
+              <w:t>0</w:t>
+            </w:r>
+          </w:p>
+        </w:tc>
+        <w:tc>
+          <w:tcPr>
+            <w:tcW w:w="1502" w:type="dxa"/>
+          </w:tcPr>
+          <w:p>
+            <w:pPr>
+              <w:ind w:left="0"/>
+              <w:jc w:val="left"/>
+              <w:rPr>
+                <w:szCs w:val="26"/>
+              </w:rPr>
+            </w:pPr>
+          </w:p>
+        </w:tc>
+        <w:tc>
+          <w:tcPr>
+            <w:tcW w:w="1503" w:type="dxa"/>
+          </w:tcPr>
+          <w:p>
+            <w:pPr>
+              <w:ind w:left="0"/>
+              <w:jc w:val="left"/>
+              <w:rPr>
+                <w:szCs w:val="26"/>
+              </w:rPr>
+            </w:pPr>
+          </w:p>
+        </w:tc>
+        <w:tc>
+          <w:tcPr>
+            <w:tcW w:w="1503" w:type="dxa"/>
+          </w:tcPr>
+          <w:p>
+            <w:pPr>
+              <w:ind w:left="0"/>
+              <w:jc w:val="left"/>
+              <w:rPr>
+                <w:szCs w:val="26"/>
+              </w:rPr>
+            </w:pPr>
+          </w:p>
+        </w:tc>
+        <w:tc>
+          <w:tcPr>
+            <w:tcW w:w="1503" w:type="dxa"/>
+          </w:tcPr>
+          <w:p>
+            <w:pPr>
+              <w:ind w:left="0"/>
+              <w:jc w:val="left"/>
+              <w:rPr>
+                <w:szCs w:val="26"/>
+              </w:rPr>
+            </w:pPr>
+          </w:p>
+        </w:tc>
+        <w:tc>
+          <w:tcPr>
+            <w:tcW w:w="1503" w:type="dxa"/>
+          </w:tcPr>
+          <w:p>
+            <w:pPr>
+              <w:ind w:left="0"/>
+              <w:jc w:val="left"/>
+              <w:rPr>
+                <w:szCs w:val="26"/>
+              </w:rPr>
+            </w:pPr>
+          </w:p>
+        </w:tc>
+      </w:tr>
+      <w:tr>
+        <w:tc>
+          <w:tcPr>
+            <w:tcW w:w="1502" w:type="dxa"/>
+          </w:tcPr>
+          <w:p>
+            <w:pPr>
+              <w:ind w:left="0"/>
+              <w:jc w:val="left"/>
+              <w:rPr>
+                <w:szCs w:val="26"/>
+              </w:rPr>
+            </w:pPr>
+            <w:r>
+              <w:rPr>
+                <w:szCs w:val="26"/>
+              </w:rPr>
+              <w:t>1</w:t>
+            </w:r>
+          </w:p>
+        </w:tc>
+        <w:tc>
+          <w:tcPr>
+            <w:tcW w:w="1502" w:type="dxa"/>
+          </w:tcPr>
+          <w:p>
+            <w:pPr>
+              <w:ind w:left="0"/>
+              <w:jc w:val="left"/>
+              <w:rPr>
+                <w:szCs w:val="26"/>
+              </w:rPr>
+            </w:pPr>
+            <w:r>
+              <w:rPr>
+                <w:szCs w:val="26"/>
+              </w:rPr>
+              <w:t>.</w:t>
+            </w:r>
+          </w:p>
+        </w:tc>
+        <w:tc>
+          <w:tcPr>
+            <w:tcW w:w="1503" w:type="dxa"/>
+          </w:tcPr>
+          <w:p>
+            <w:pPr>
+              <w:ind w:left="0"/>
+              <w:jc w:val="left"/>
+              <w:rPr>
+                <w:szCs w:val="26"/>
+              </w:rPr>
+            </w:pPr>
+          </w:p>
+        </w:tc>
+        <w:tc>
+          <w:tcPr>
+            <w:tcW w:w="1503" w:type="dxa"/>
+          </w:tcPr>
+          <w:p>
+            <w:pPr>
+              <w:ind w:left="0"/>
+              <w:jc w:val="left"/>
+              <w:rPr>
+                <w:szCs w:val="26"/>
+              </w:rPr>
+            </w:pPr>
+            <w:r>
+              <w:rPr>
+                <w:szCs w:val="26"/>
+              </w:rPr>
+              <w:t>.</w:t>
+            </w:r>
+          </w:p>
+        </w:tc>
+        <w:tc>
+          <w:tcPr>
+            <w:tcW w:w="1503" w:type="dxa"/>
+          </w:tcPr>
+          <w:p>
+            <w:pPr>
+              <w:ind w:left="0"/>
+              <w:jc w:val="left"/>
+              <w:rPr>
+                <w:szCs w:val="26"/>
+              </w:rPr>
+            </w:pPr>
+            <w:r>
+              <w:rPr>
+                <w:szCs w:val="26"/>
+              </w:rPr>
+              <w:t>.</w:t>
+            </w:r>
+          </w:p>
+        </w:tc>
+        <w:tc>
+          <w:tcPr>
+            <w:tcW w:w="1503" w:type="dxa"/>
+          </w:tcPr>
+          <w:p>
+            <w:pPr>
+              <w:ind w:left="0"/>
+              <w:jc w:val="left"/>
+              <w:rPr>
+                <w:szCs w:val="26"/>
+              </w:rPr>
+            </w:pPr>
+          </w:p>
+        </w:tc>
+      </w:tr>
+      <w:tr>
+        <w:tc>
+          <w:tcPr>
+            <w:tcW w:w="1502" w:type="dxa"/>
+          </w:tcPr>
+          <w:p>
+            <w:pPr>
+              <w:ind w:left="0"/>
+              <w:jc w:val="left"/>
+              <w:rPr>
+                <w:szCs w:val="26"/>
+              </w:rPr>
+            </w:pPr>
+          </w:p>
+        </w:tc>
+        <w:tc>
+          <w:tcPr>
+            <w:tcW w:w="1502" w:type="dxa"/>
+          </w:tcPr>
+          <w:p>
+            <w:pPr>
+              <w:ind w:left="0"/>
+              <w:jc w:val="left"/>
+              <w:rPr>
+                <w:szCs w:val="26"/>
+              </w:rPr>
+            </w:pPr>
+          </w:p>
+        </w:tc>
+        <w:tc>
+          <w:tcPr>
+            <w:tcW w:w="1503" w:type="dxa"/>
+          </w:tcPr>
+          <w:p>
+            <w:pPr>
+              <w:ind w:left="0"/>
+              <w:jc w:val="left"/>
+              <w:rPr>
+                <w:szCs w:val="26"/>
+              </w:rPr>
+            </w:pPr>
+          </w:p>
+        </w:tc>
+        <w:tc>
+          <w:tcPr>
+            <w:tcW w:w="1503" w:type="dxa"/>
+          </w:tcPr>
+          <w:p>
+            <w:pPr>
+              <w:ind w:left="0"/>
+              <w:jc w:val="left"/>
+              <w:rPr>
+                <w:szCs w:val="26"/>
+              </w:rPr>
+            </w:pPr>
+          </w:p>
+        </w:tc>
+        <w:tc>
+          <w:tcPr>
+            <w:tcW w:w="1503" w:type="dxa"/>
+          </w:tcPr>
+          <w:p>
+            <w:pPr>
+              <w:ind w:left="0"/>
+              <w:jc w:val="left"/>
+              <w:rPr>
+                <w:szCs w:val="26"/>
+              </w:rPr>
+            </w:pPr>
+          </w:p>
+        </w:tc>
+        <w:tc>
+          <w:tcPr>
+            <w:tcW w:w="1503" w:type="dxa"/>
+          </w:tcPr>
+          <w:p>
+            <w:pPr>
+              <w:ind w:left="0"/>
+              <w:jc w:val="left"/>
+              <w:rPr>
+                <w:szCs w:val="26"/>
+              </w:rPr>
+            </w:pPr>
+          </w:p>
+        </w:tc>
+      </w:tr>
+    </w:tbl>
+    <w:p>
+      <w:pPr>
+        <w:ind w:left="0"/>
+        <w:jc w:val="left"/>
+        <w:rPr>
+          <w:szCs w:val="26"/>
+        </w:rPr>
+      </w:pPr>
+      <w:r>
+        <w:rPr>
+          <w:szCs w:val="26"/>
+        </w:rPr>
+        <w:t>= A’BC + A(B XOR C)</w:t>
+      </w:r>
+    </w:p>
+    <w:p>
+      <w:pPr>
+        <w:ind w:left="0"/>
+        <w:jc w:val="left"/>
+        <w:rPr>
+          <w:szCs w:val="26"/>
+        </w:rPr>
+      </w:pPr>
+      <w:r>
+        <w:rPr>
+          <w:szCs w:val="26"/>
+        </w:rPr>
+        <w:t xml:space="preserve">= </w:t>
+      </w:r>
+      <w:r>
+        <w:rPr>
+          <w:szCs w:val="26"/>
+        </w:rPr>
+        <w:t>A</w:t>
+      </w:r>
+      <w:r>
+        <w:rPr>
+          <w:szCs w:val="26"/>
+        </w:rPr>
+        <w:t>(</w:t>
+      </w:r>
+      <w:r>
+        <w:rPr>
+          <w:szCs w:val="26"/>
+        </w:rPr>
+        <w:t>B + C’</w:t>
+      </w:r>
+      <w:r>
+        <w:rPr>
+          <w:szCs w:val="26"/>
+        </w:rPr>
+        <w:t>)</w:t>
       </w:r>
     </w:p>
     <w:p>
@@ -4006,7 +5636,6 @@
           <w:iCs/>
           <w:szCs w:val="26"/>
         </w:rPr>
-        <w:lastRenderedPageBreak/>
         <w:t>Bài 1B</w:t>
       </w:r>
     </w:p>
@@ -4527,7 +6156,7 @@
                 <w:noProof w:val="0"/>
                 <w:color w:val="auto"/>
                 <w:szCs w:val="26"/>
-                <w:lang w:val="en-VN"/>
+                <w:lang/>
               </w:rPr>
             </w:pPr>
             <w:r>
@@ -4538,7 +6167,7 @@
                 <w:noProof w:val="0"/>
                 <w:color w:val="FF0000"/>
                 <w:szCs w:val="26"/>
-                <w:lang w:val="en-VN"/>
+                <w:lang/>
               </w:rPr>
               <w:t>KIT thí nghiệm đã tắt trước khi cắm IC</w:t>
             </w:r>
@@ -4641,7 +6270,7 @@
                 <w:noProof w:val="0"/>
                 <w:color w:val="auto"/>
                 <w:szCs w:val="26"/>
-                <w:lang w:val="en-VN"/>
+                <w:lang/>
               </w:rPr>
             </w:pPr>
             <w:r>
@@ -4650,7 +6279,7 @@
                 <w:noProof w:val="0"/>
                 <w:color w:val="000000"/>
                 <w:szCs w:val="26"/>
-                <w:lang w:val="en-VN"/>
+                <w:lang/>
               </w:rPr>
               <w:t>Kiểm tra và nắn lại chân IC</w:t>
             </w:r>
@@ -4753,7 +6382,7 @@
                 <w:noProof w:val="0"/>
                 <w:color w:val="auto"/>
                 <w:szCs w:val="26"/>
-                <w:lang w:val="en-VN"/>
+                <w:lang/>
               </w:rPr>
             </w:pPr>
             <w:r>
@@ -4762,7 +6391,7 @@
                 <w:noProof w:val="0"/>
                 <w:color w:val="000000"/>
                 <w:szCs w:val="26"/>
-                <w:lang w:val="en-VN"/>
+                <w:lang/>
               </w:rPr>
               <w:t>Các chân IC đã được đặt chuẩn xác vị trí vào các lỗ trên breadboard</w:t>
             </w:r>
@@ -4791,7 +6420,7 @@
                 <w:noProof w:val="0"/>
                 <w:color w:val="auto"/>
                 <w:szCs w:val="26"/>
-                <w:lang w:val="en-VN"/>
+                <w:lang/>
               </w:rPr>
             </w:pPr>
           </w:p>
@@ -4857,7 +6486,7 @@
                 <w:noProof w:val="0"/>
                 <w:color w:val="auto"/>
                 <w:szCs w:val="26"/>
-                <w:lang w:val="en-VN"/>
+                <w:lang/>
               </w:rPr>
             </w:pPr>
             <w:r>
@@ -4866,7 +6495,7 @@
                 <w:noProof w:val="0"/>
                 <w:color w:val="000000"/>
                 <w:szCs w:val="26"/>
-                <w:lang w:val="en-VN"/>
+                <w:lang/>
               </w:rPr>
               <w:t>Các chân IC đã được kết nối điện với breadboard</w:t>
             </w:r>
@@ -4895,7 +6524,7 @@
                 <w:noProof w:val="0"/>
                 <w:color w:val="auto"/>
                 <w:szCs w:val="26"/>
-                <w:lang w:val="en-VN"/>
+                <w:lang/>
               </w:rPr>
             </w:pPr>
           </w:p>
@@ -4961,7 +6590,7 @@
                 <w:noProof w:val="0"/>
                 <w:color w:val="auto"/>
                 <w:szCs w:val="26"/>
-                <w:lang w:val="en-VN"/>
+                <w:lang/>
               </w:rPr>
             </w:pPr>
             <w:r>
@@ -4970,7 +6599,7 @@
                 <w:noProof w:val="0"/>
                 <w:color w:val="000000"/>
                 <w:szCs w:val="26"/>
-                <w:lang w:val="en-VN"/>
+                <w:lang/>
               </w:rPr>
               <w:t>Tất cả các kết nối giữa KIT và chân IC đều tốt</w:t>
             </w:r>
@@ -4999,7 +6628,7 @@
                 <w:noProof w:val="0"/>
                 <w:color w:val="auto"/>
                 <w:szCs w:val="26"/>
-                <w:lang w:val="en-VN"/>
+                <w:lang/>
               </w:rPr>
             </w:pPr>
           </w:p>
@@ -5065,7 +6694,7 @@
                 <w:noProof w:val="0"/>
                 <w:color w:val="auto"/>
                 <w:szCs w:val="26"/>
-                <w:lang w:val="en-VN"/>
+                <w:lang/>
               </w:rPr>
             </w:pPr>
             <w:r>
@@ -5076,7 +6705,7 @@
                 <w:noProof w:val="0"/>
                 <w:color w:val="FF0000"/>
                 <w:szCs w:val="26"/>
-                <w:lang w:val="en-VN"/>
+                <w:lang/>
               </w:rPr>
               <w:t>VCC và GND trên KIT không bị chạm nhau (không đoản mạch)</w:t>
             </w:r>
@@ -5105,7 +6734,7 @@
                 <w:noProof w:val="0"/>
                 <w:color w:val="auto"/>
                 <w:szCs w:val="26"/>
-                <w:lang w:val="en-VN"/>
+                <w:lang/>
               </w:rPr>
             </w:pPr>
           </w:p>
@@ -5171,7 +6800,7 @@
                 <w:noProof w:val="0"/>
                 <w:color w:val="auto"/>
                 <w:szCs w:val="26"/>
-                <w:lang w:val="en-VN"/>
+                <w:lang/>
               </w:rPr>
             </w:pPr>
             <w:r>
@@ -5182,7 +6811,7 @@
                 <w:noProof w:val="0"/>
                 <w:color w:val="FF0000"/>
                 <w:szCs w:val="26"/>
-                <w:lang w:val="en-VN"/>
+                <w:lang/>
               </w:rPr>
               <w:t>Chân CLK (nếu có dùng) không chập với VCC hoặc GND</w:t>
             </w:r>
@@ -5211,7 +6840,7 @@
                 <w:noProof w:val="0"/>
                 <w:color w:val="auto"/>
                 <w:szCs w:val="26"/>
-                <w:lang w:val="en-VN"/>
+                <w:lang/>
               </w:rPr>
             </w:pPr>
           </w:p>
@@ -5277,7 +6906,7 @@
                 <w:noProof w:val="0"/>
                 <w:color w:val="auto"/>
                 <w:szCs w:val="26"/>
-                <w:lang w:val="en-VN"/>
+                <w:lang/>
               </w:rPr>
             </w:pPr>
             <w:r>
@@ -5286,7 +6915,7 @@
                 <w:noProof w:val="0"/>
                 <w:color w:val="000000"/>
                 <w:szCs w:val="26"/>
-                <w:lang w:val="en-VN"/>
+                <w:lang/>
               </w:rPr>
               <w:t>Hiệu điện thế giữa VCC và GND của IC đạt 5V</w:t>
             </w:r>
@@ -5315,7 +6944,7 @@
                 <w:noProof w:val="0"/>
                 <w:color w:val="auto"/>
                 <w:szCs w:val="26"/>
-                <w:lang w:val="en-VN"/>
+                <w:lang/>
               </w:rPr>
             </w:pPr>
           </w:p>
@@ -5381,7 +7010,7 @@
                 <w:noProof w:val="0"/>
                 <w:color w:val="auto"/>
                 <w:szCs w:val="26"/>
-                <w:lang w:val="en-VN"/>
+                <w:lang/>
               </w:rPr>
             </w:pPr>
             <w:r>
@@ -5390,7 +7019,7 @@
                 <w:noProof w:val="0"/>
                 <w:color w:val="000000"/>
                 <w:szCs w:val="26"/>
-                <w:lang w:val="en-VN"/>
+                <w:lang/>
               </w:rPr>
               <w:t>Đã test và chụp hình đủ các trường hợp</w:t>
             </w:r>
@@ -5419,7 +7048,7 @@
                 <w:noProof w:val="0"/>
                 <w:color w:val="auto"/>
                 <w:szCs w:val="26"/>
-                <w:lang w:val="en-VN"/>
+                <w:lang/>
               </w:rPr>
             </w:pPr>
           </w:p>
@@ -6340,7 +7969,7 @@
 </file>
 
 <file path=word/endnotes.xml><?xml version="1.0" encoding="utf-8"?>
-<w:endnotes xmlns:wpc="http://schemas.microsoft.com/office/word/2010/wordprocessingCanvas" xmlns:cx="http://schemas.microsoft.com/office/drawing/2014/chartex" xmlns:cx1="http://schemas.microsoft.com/office/drawing/2015/9/8/chartex" xmlns:cx2="http://schemas.microsoft.com/office/drawing/2015/10/21/chartex" xmlns:cx3="http://schemas.microsoft.com/office/drawing/2016/5/9/chartex" xmlns:cx4="http://schemas.microsoft.com/office/drawing/2016/5/10/chartex" xmlns:cx5="http://schemas.microsoft.com/office/drawing/2016/5/11/chartex" xmlns:cx6="http://schemas.microsoft.com/office/drawing/2016/5/12/chartex" xmlns:cx7="http://schemas.microsoft.com/office/drawing/2016/5/13/chartex" xmlns:cx8="http://schemas.microsoft.com/office/drawing/2016/5/14/chartex" xmlns:mc="http://schemas.openxmlformats.org/markup-compatibility/2006" xmlns:aink="http://schemas.microsoft.com/office/drawing/2016/ink" xmlns:am3d="http://schemas.microsoft.com/office/drawing/2017/model3d" xmlns:o="urn:schemas-microsoft-com:office:office" xmlns:r="http://schemas.openxmlformats.org/officeDocument/2006/relationships" xmlns:m="http://schemas.openxmlformats.org/officeDocument/2006/math" xmlns:v="urn:schemas-microsoft-com:vml" xmlns:wp14="http://schemas.microsoft.com/office/word/2010/wordprocessingDrawing" xmlns:wp="http://schemas.openxmlformats.org/drawingml/2006/wordprocessingDrawing" xmlns:w10="urn:schemas-microsoft-com:office:word" xmlns:w="http://schemas.openxmlformats.org/wordprocessingml/2006/main" xmlns:w14="http://schemas.microsoft.com/office/word/2010/wordml" xmlns:w15="http://schemas.microsoft.com/office/word/2012/wordml" xmlns:w16cex="http://schemas.microsoft.com/office/word/2018/wordml/cex" xmlns:w16cid="http://schemas.microsoft.com/office/word/2016/wordml/cid" xmlns:w16="http://schemas.microsoft.com/office/word/2018/wordml" xmlns:w16sdtdh="http://schemas.microsoft.com/office/word/2020/wordml/sdtdatahash" xmlns:w16se="http://schemas.microsoft.com/office/word/2015/wordml/symex" xmlns:wpg="http://schemas.microsoft.com/office/word/2010/wordprocessingGroup" xmlns:wpi="http://schemas.microsoft.com/office/word/2010/wordprocessingInk" xmlns:wne="http://schemas.microsoft.com/office/word/2006/wordml" xmlns:wps="http://schemas.microsoft.com/office/word/2010/wordprocessingShape" mc:Ignorable="w14 w15 w16se w16cid w16 w16cex w16sdtdh wp14">
+<w:endnotes xmlns:wpc="http://schemas.microsoft.com/office/word/2010/wordprocessingCanvas" xmlns:cx="http://schemas.microsoft.com/office/drawing/2014/chartex" xmlns:cx1="http://schemas.microsoft.com/office/drawing/2015/9/8/chartex" xmlns:cx2="http://schemas.microsoft.com/office/drawing/2015/10/21/chartex" xmlns:cx3="http://schemas.microsoft.com/office/drawing/2016/5/9/chartex" xmlns:cx4="http://schemas.microsoft.com/office/drawing/2016/5/10/chartex" xmlns:cx5="http://schemas.microsoft.com/office/drawing/2016/5/11/chartex" xmlns:cx6="http://schemas.microsoft.com/office/drawing/2016/5/12/chartex" xmlns:cx7="http://schemas.microsoft.com/office/drawing/2016/5/13/chartex" xmlns:cx8="http://schemas.microsoft.com/office/drawing/2016/5/14/chartex" xmlns:mc="http://schemas.openxmlformats.org/markup-compatibility/2006" xmlns:aink="http://schemas.microsoft.com/office/drawing/2016/ink" xmlns:am3d="http://schemas.microsoft.com/office/drawing/2017/model3d" xmlns:o="urn:schemas-microsoft-com:office:office" xmlns:oel="http://schemas.microsoft.com/office/2019/extlst" xmlns:r="http://schemas.openxmlformats.org/officeDocument/2006/relationships" xmlns:m="http://schemas.openxmlformats.org/officeDocument/2006/math" xmlns:v="urn:schemas-microsoft-com:vml" xmlns:wp14="http://schemas.microsoft.com/office/word/2010/wordprocessingDrawing" xmlns:wp="http://schemas.openxmlformats.org/drawingml/2006/wordprocessingDrawing" xmlns:w10="urn:schemas-microsoft-com:office:word" xmlns:w="http://schemas.openxmlformats.org/wordprocessingml/2006/main" xmlns:w14="http://schemas.microsoft.com/office/word/2010/wordml" xmlns:w15="http://schemas.microsoft.com/office/word/2012/wordml" xmlns:w16cex="http://schemas.microsoft.com/office/word/2018/wordml/cex" xmlns:w16cid="http://schemas.microsoft.com/office/word/2016/wordml/cid" xmlns:w16="http://schemas.microsoft.com/office/word/2018/wordml" xmlns:w16sdtdh="http://schemas.microsoft.com/office/word/2020/wordml/sdtdatahash" xmlns:w16se="http://schemas.microsoft.com/office/word/2015/wordml/symex" xmlns:wpg="http://schemas.microsoft.com/office/word/2010/wordprocessingGroup" xmlns:wpi="http://schemas.microsoft.com/office/word/2010/wordprocessingInk" xmlns:wne="http://schemas.microsoft.com/office/word/2006/wordml" xmlns:wps="http://schemas.microsoft.com/office/word/2010/wordprocessingShape" mc:Ignorable="w14 w15 w16se w16cid w16 w16cex w16sdtdh wp14">
   <w:endnote w:type="separator" w:id="-1">
     <w:p>
       <w:pPr>
@@ -6365,7 +7994,7 @@
 </file>
 
 <file path=word/footer1.xml><?xml version="1.0" encoding="utf-8"?>
-<w:ftr xmlns:wpc="http://schemas.microsoft.com/office/word/2010/wordprocessingCanvas" xmlns:cx="http://schemas.microsoft.com/office/drawing/2014/chartex" xmlns:cx1="http://schemas.microsoft.com/office/drawing/2015/9/8/chartex" xmlns:cx2="http://schemas.microsoft.com/office/drawing/2015/10/21/chartex" xmlns:cx3="http://schemas.microsoft.com/office/drawing/2016/5/9/chartex" xmlns:cx4="http://schemas.microsoft.com/office/drawing/2016/5/10/chartex" xmlns:cx5="http://schemas.microsoft.com/office/drawing/2016/5/11/chartex" xmlns:cx6="http://schemas.microsoft.com/office/drawing/2016/5/12/chartex" xmlns:cx7="http://schemas.microsoft.com/office/drawing/2016/5/13/chartex" xmlns:cx8="http://schemas.microsoft.com/office/drawing/2016/5/14/chartex" xmlns:mc="http://schemas.openxmlformats.org/markup-compatibility/2006" xmlns:aink="http://schemas.microsoft.com/office/drawing/2016/ink" xmlns:am3d="http://schemas.microsoft.com/office/drawing/2017/model3d" xmlns:o="urn:schemas-microsoft-com:office:office" xmlns:r="http://schemas.openxmlformats.org/officeDocument/2006/relationships" xmlns:m="http://schemas.openxmlformats.org/officeDocument/2006/math" xmlns:v="urn:schemas-microsoft-com:vml" xmlns:wp14="http://schemas.microsoft.com/office/word/2010/wordprocessingDrawing" xmlns:wp="http://schemas.openxmlformats.org/drawingml/2006/wordprocessingDrawing" xmlns:w10="urn:schemas-microsoft-com:office:word" xmlns:w="http://schemas.openxmlformats.org/wordprocessingml/2006/main" xmlns:w14="http://schemas.microsoft.com/office/word/2010/wordml" xmlns:w15="http://schemas.microsoft.com/office/word/2012/wordml" xmlns:w16cex="http://schemas.microsoft.com/office/word/2018/wordml/cex" xmlns:w16cid="http://schemas.microsoft.com/office/word/2016/wordml/cid" xmlns:w16="http://schemas.microsoft.com/office/word/2018/wordml" xmlns:w16sdtdh="http://schemas.microsoft.com/office/word/2020/wordml/sdtdatahash" xmlns:w16se="http://schemas.microsoft.com/office/word/2015/wordml/symex" xmlns:wpg="http://schemas.microsoft.com/office/word/2010/wordprocessingGroup" xmlns:wpi="http://schemas.microsoft.com/office/word/2010/wordprocessingInk" xmlns:wne="http://schemas.microsoft.com/office/word/2006/wordml" xmlns:wps="http://schemas.microsoft.com/office/word/2010/wordprocessingShape" mc:Ignorable="w14 w15 w16se w16cid w16 w16cex w16sdtdh wp14">
+<w:ftr xmlns:wpc="http://schemas.microsoft.com/office/word/2010/wordprocessingCanvas" xmlns:cx="http://schemas.microsoft.com/office/drawing/2014/chartex" xmlns:cx1="http://schemas.microsoft.com/office/drawing/2015/9/8/chartex" xmlns:cx2="http://schemas.microsoft.com/office/drawing/2015/10/21/chartex" xmlns:cx3="http://schemas.microsoft.com/office/drawing/2016/5/9/chartex" xmlns:cx4="http://schemas.microsoft.com/office/drawing/2016/5/10/chartex" xmlns:cx5="http://schemas.microsoft.com/office/drawing/2016/5/11/chartex" xmlns:cx6="http://schemas.microsoft.com/office/drawing/2016/5/12/chartex" xmlns:cx7="http://schemas.microsoft.com/office/drawing/2016/5/13/chartex" xmlns:cx8="http://schemas.microsoft.com/office/drawing/2016/5/14/chartex" xmlns:mc="http://schemas.openxmlformats.org/markup-compatibility/2006" xmlns:aink="http://schemas.microsoft.com/office/drawing/2016/ink" xmlns:am3d="http://schemas.microsoft.com/office/drawing/2017/model3d" xmlns:o="urn:schemas-microsoft-com:office:office" xmlns:oel="http://schemas.microsoft.com/office/2019/extlst" xmlns:r="http://schemas.openxmlformats.org/officeDocument/2006/relationships" xmlns:m="http://schemas.openxmlformats.org/officeDocument/2006/math" xmlns:v="urn:schemas-microsoft-com:vml" xmlns:wp14="http://schemas.microsoft.com/office/word/2010/wordprocessingDrawing" xmlns:wp="http://schemas.openxmlformats.org/drawingml/2006/wordprocessingDrawing" xmlns:w10="urn:schemas-microsoft-com:office:word" xmlns:w="http://schemas.openxmlformats.org/wordprocessingml/2006/main" xmlns:w14="http://schemas.microsoft.com/office/word/2010/wordml" xmlns:w15="http://schemas.microsoft.com/office/word/2012/wordml" xmlns:w16cex="http://schemas.microsoft.com/office/word/2018/wordml/cex" xmlns:w16cid="http://schemas.microsoft.com/office/word/2016/wordml/cid" xmlns:w16="http://schemas.microsoft.com/office/word/2018/wordml" xmlns:w16sdtdh="http://schemas.microsoft.com/office/word/2020/wordml/sdtdatahash" xmlns:w16se="http://schemas.microsoft.com/office/word/2015/wordml/symex" xmlns:wpg="http://schemas.microsoft.com/office/word/2010/wordprocessingGroup" xmlns:wpi="http://schemas.microsoft.com/office/word/2010/wordprocessingInk" xmlns:wne="http://schemas.microsoft.com/office/word/2006/wordml" xmlns:wps="http://schemas.microsoft.com/office/word/2010/wordprocessingShape" mc:Ignorable="w14 w15 w16se w16cid w16 w16cex w16sdtdh wp14">
   <w:sdt>
     <w:sdtPr>
       <w:rPr>
@@ -6417,7 +8046,7 @@
 </file>
 
 <file path=word/footer2.xml><?xml version="1.0" encoding="utf-8"?>
-<w:ftr xmlns:wpc="http://schemas.microsoft.com/office/word/2010/wordprocessingCanvas" xmlns:cx="http://schemas.microsoft.com/office/drawing/2014/chartex" xmlns:cx1="http://schemas.microsoft.com/office/drawing/2015/9/8/chartex" xmlns:cx2="http://schemas.microsoft.com/office/drawing/2015/10/21/chartex" xmlns:cx3="http://schemas.microsoft.com/office/drawing/2016/5/9/chartex" xmlns:cx4="http://schemas.microsoft.com/office/drawing/2016/5/10/chartex" xmlns:cx5="http://schemas.microsoft.com/office/drawing/2016/5/11/chartex" xmlns:cx6="http://schemas.microsoft.com/office/drawing/2016/5/12/chartex" xmlns:cx7="http://schemas.microsoft.com/office/drawing/2016/5/13/chartex" xmlns:cx8="http://schemas.microsoft.com/office/drawing/2016/5/14/chartex" xmlns:mc="http://schemas.openxmlformats.org/markup-compatibility/2006" xmlns:aink="http://schemas.microsoft.com/office/drawing/2016/ink" xmlns:am3d="http://schemas.microsoft.com/office/drawing/2017/model3d" xmlns:o="urn:schemas-microsoft-com:office:office" xmlns:r="http://schemas.openxmlformats.org/officeDocument/2006/relationships" xmlns:m="http://schemas.openxmlformats.org/officeDocument/2006/math" xmlns:v="urn:schemas-microsoft-com:vml" xmlns:wp14="http://schemas.microsoft.com/office/word/2010/wordprocessingDrawing" xmlns:wp="http://schemas.openxmlformats.org/drawingml/2006/wordprocessingDrawing" xmlns:w10="urn:schemas-microsoft-com:office:word" xmlns:w="http://schemas.openxmlformats.org/wordprocessingml/2006/main" xmlns:w14="http://schemas.microsoft.com/office/word/2010/wordml" xmlns:w15="http://schemas.microsoft.com/office/word/2012/wordml" xmlns:w16cex="http://schemas.microsoft.com/office/word/2018/wordml/cex" xmlns:w16cid="http://schemas.microsoft.com/office/word/2016/wordml/cid" xmlns:w16="http://schemas.microsoft.com/office/word/2018/wordml" xmlns:w16sdtdh="http://schemas.microsoft.com/office/word/2020/wordml/sdtdatahash" xmlns:w16se="http://schemas.microsoft.com/office/word/2015/wordml/symex" xmlns:wpg="http://schemas.microsoft.com/office/word/2010/wordprocessingGroup" xmlns:wpi="http://schemas.microsoft.com/office/word/2010/wordprocessingInk" xmlns:wne="http://schemas.microsoft.com/office/word/2006/wordml" xmlns:wps="http://schemas.microsoft.com/office/word/2010/wordprocessingShape" mc:Ignorable="w14 w15 w16se w16cid w16 w16cex w16sdtdh wp14">
+<w:ftr xmlns:wpc="http://schemas.microsoft.com/office/word/2010/wordprocessingCanvas" xmlns:cx="http://schemas.microsoft.com/office/drawing/2014/chartex" xmlns:cx1="http://schemas.microsoft.com/office/drawing/2015/9/8/chartex" xmlns:cx2="http://schemas.microsoft.com/office/drawing/2015/10/21/chartex" xmlns:cx3="http://schemas.microsoft.com/office/drawing/2016/5/9/chartex" xmlns:cx4="http://schemas.microsoft.com/office/drawing/2016/5/10/chartex" xmlns:cx5="http://schemas.microsoft.com/office/drawing/2016/5/11/chartex" xmlns:cx6="http://schemas.microsoft.com/office/drawing/2016/5/12/chartex" xmlns:cx7="http://schemas.microsoft.com/office/drawing/2016/5/13/chartex" xmlns:cx8="http://schemas.microsoft.com/office/drawing/2016/5/14/chartex" xmlns:mc="http://schemas.openxmlformats.org/markup-compatibility/2006" xmlns:aink="http://schemas.microsoft.com/office/drawing/2016/ink" xmlns:am3d="http://schemas.microsoft.com/office/drawing/2017/model3d" xmlns:o="urn:schemas-microsoft-com:office:office" xmlns:oel="http://schemas.microsoft.com/office/2019/extlst" xmlns:r="http://schemas.openxmlformats.org/officeDocument/2006/relationships" xmlns:m="http://schemas.openxmlformats.org/officeDocument/2006/math" xmlns:v="urn:schemas-microsoft-com:vml" xmlns:wp14="http://schemas.microsoft.com/office/word/2010/wordprocessingDrawing" xmlns:wp="http://schemas.openxmlformats.org/drawingml/2006/wordprocessingDrawing" xmlns:w10="urn:schemas-microsoft-com:office:word" xmlns:w="http://schemas.openxmlformats.org/wordprocessingml/2006/main" xmlns:w14="http://schemas.microsoft.com/office/word/2010/wordml" xmlns:w15="http://schemas.microsoft.com/office/word/2012/wordml" xmlns:w16cex="http://schemas.microsoft.com/office/word/2018/wordml/cex" xmlns:w16cid="http://schemas.microsoft.com/office/word/2016/wordml/cid" xmlns:w16="http://schemas.microsoft.com/office/word/2018/wordml" xmlns:w16sdtdh="http://schemas.microsoft.com/office/word/2020/wordml/sdtdatahash" xmlns:w16se="http://schemas.microsoft.com/office/word/2015/wordml/symex" xmlns:wpg="http://schemas.microsoft.com/office/word/2010/wordprocessingGroup" xmlns:wpi="http://schemas.microsoft.com/office/word/2010/wordprocessingInk" xmlns:wne="http://schemas.microsoft.com/office/word/2006/wordml" xmlns:wps="http://schemas.microsoft.com/office/word/2010/wordprocessingShape" mc:Ignorable="w14 w15 w16se w16cid w16 w16cex w16sdtdh wp14">
   <w:sdt>
     <w:sdtPr>
       <w:rPr>
@@ -6481,7 +8110,7 @@
 </file>
 
 <file path=word/footnotes.xml><?xml version="1.0" encoding="utf-8"?>
-<w:footnotes xmlns:wpc="http://schemas.microsoft.com/office/word/2010/wordprocessingCanvas" xmlns:cx="http://schemas.microsoft.com/office/drawing/2014/chartex" xmlns:cx1="http://schemas.microsoft.com/office/drawing/2015/9/8/chartex" xmlns:cx2="http://schemas.microsoft.com/office/drawing/2015/10/21/chartex" xmlns:cx3="http://schemas.microsoft.com/office/drawing/2016/5/9/chartex" xmlns:cx4="http://schemas.microsoft.com/office/drawing/2016/5/10/chartex" xmlns:cx5="http://schemas.microsoft.com/office/drawing/2016/5/11/chartex" xmlns:cx6="http://schemas.microsoft.com/office/drawing/2016/5/12/chartex" xmlns:cx7="http://schemas.microsoft.com/office/drawing/2016/5/13/chartex" xmlns:cx8="http://schemas.microsoft.com/office/drawing/2016/5/14/chartex" xmlns:mc="http://schemas.openxmlformats.org/markup-compatibility/2006" xmlns:aink="http://schemas.microsoft.com/office/drawing/2016/ink" xmlns:am3d="http://schemas.microsoft.com/office/drawing/2017/model3d" xmlns:o="urn:schemas-microsoft-com:office:office" xmlns:r="http://schemas.openxmlformats.org/officeDocument/2006/relationships" xmlns:m="http://schemas.openxmlformats.org/officeDocument/2006/math" xmlns:v="urn:schemas-microsoft-com:vml" xmlns:wp14="http://schemas.microsoft.com/office/word/2010/wordprocessingDrawing" xmlns:wp="http://schemas.openxmlformats.org/drawingml/2006/wordprocessingDrawing" xmlns:w10="urn:schemas-microsoft-com:office:word" xmlns:w="http://schemas.openxmlformats.org/wordprocessingml/2006/main" xmlns:w14="http://schemas.microsoft.com/office/word/2010/wordml" xmlns:w15="http://schemas.microsoft.com/office/word/2012/wordml" xmlns:w16cex="http://schemas.microsoft.com/office/word/2018/wordml/cex" xmlns:w16cid="http://schemas.microsoft.com/office/word/2016/wordml/cid" xmlns:w16="http://schemas.microsoft.com/office/word/2018/wordml" xmlns:w16sdtdh="http://schemas.microsoft.com/office/word/2020/wordml/sdtdatahash" xmlns:w16se="http://schemas.microsoft.com/office/word/2015/wordml/symex" xmlns:wpg="http://schemas.microsoft.com/office/word/2010/wordprocessingGroup" xmlns:wpi="http://schemas.microsoft.com/office/word/2010/wordprocessingInk" xmlns:wne="http://schemas.microsoft.com/office/word/2006/wordml" xmlns:wps="http://schemas.microsoft.com/office/word/2010/wordprocessingShape" mc:Ignorable="w14 w15 w16se w16cid w16 w16cex w16sdtdh wp14">
+<w:footnotes xmlns:wpc="http://schemas.microsoft.com/office/word/2010/wordprocessingCanvas" xmlns:cx="http://schemas.microsoft.com/office/drawing/2014/chartex" xmlns:cx1="http://schemas.microsoft.com/office/drawing/2015/9/8/chartex" xmlns:cx2="http://schemas.microsoft.com/office/drawing/2015/10/21/chartex" xmlns:cx3="http://schemas.microsoft.com/office/drawing/2016/5/9/chartex" xmlns:cx4="http://schemas.microsoft.com/office/drawing/2016/5/10/chartex" xmlns:cx5="http://schemas.microsoft.com/office/drawing/2016/5/11/chartex" xmlns:cx6="http://schemas.microsoft.com/office/drawing/2016/5/12/chartex" xmlns:cx7="http://schemas.microsoft.com/office/drawing/2016/5/13/chartex" xmlns:cx8="http://schemas.microsoft.com/office/drawing/2016/5/14/chartex" xmlns:mc="http://schemas.openxmlformats.org/markup-compatibility/2006" xmlns:aink="http://schemas.microsoft.com/office/drawing/2016/ink" xmlns:am3d="http://schemas.microsoft.com/office/drawing/2017/model3d" xmlns:o="urn:schemas-microsoft-com:office:office" xmlns:oel="http://schemas.microsoft.com/office/2019/extlst" xmlns:r="http://schemas.openxmlformats.org/officeDocument/2006/relationships" xmlns:m="http://schemas.openxmlformats.org/officeDocument/2006/math" xmlns:v="urn:schemas-microsoft-com:vml" xmlns:wp14="http://schemas.microsoft.com/office/word/2010/wordprocessingDrawing" xmlns:wp="http://schemas.openxmlformats.org/drawingml/2006/wordprocessingDrawing" xmlns:w10="urn:schemas-microsoft-com:office:word" xmlns:w="http://schemas.openxmlformats.org/wordprocessingml/2006/main" xmlns:w14="http://schemas.microsoft.com/office/word/2010/wordml" xmlns:w15="http://schemas.microsoft.com/office/word/2012/wordml" xmlns:w16cex="http://schemas.microsoft.com/office/word/2018/wordml/cex" xmlns:w16cid="http://schemas.microsoft.com/office/word/2016/wordml/cid" xmlns:w16="http://schemas.microsoft.com/office/word/2018/wordml" xmlns:w16sdtdh="http://schemas.microsoft.com/office/word/2020/wordml/sdtdatahash" xmlns:w16se="http://schemas.microsoft.com/office/word/2015/wordml/symex" xmlns:wpg="http://schemas.microsoft.com/office/word/2010/wordprocessingGroup" xmlns:wpi="http://schemas.microsoft.com/office/word/2010/wordprocessingInk" xmlns:wne="http://schemas.microsoft.com/office/word/2006/wordml" xmlns:wps="http://schemas.microsoft.com/office/word/2010/wordprocessingShape" mc:Ignorable="w14 w15 w16se w16cid w16 w16cex w16sdtdh wp14">
   <w:footnote w:type="separator" w:id="-1">
     <w:p>
       <w:pPr>
@@ -6506,7 +8135,7 @@
 </file>
 
 <file path=word/numbering.xml><?xml version="1.0" encoding="utf-8"?>
-<w:numbering xmlns:wpc="http://schemas.microsoft.com/office/word/2010/wordprocessingCanvas" xmlns:cx="http://schemas.microsoft.com/office/drawing/2014/chartex" xmlns:cx1="http://schemas.microsoft.com/office/drawing/2015/9/8/chartex" xmlns:cx2="http://schemas.microsoft.com/office/drawing/2015/10/21/chartex" xmlns:cx3="http://schemas.microsoft.com/office/drawing/2016/5/9/chartex" xmlns:cx4="http://schemas.microsoft.com/office/drawing/2016/5/10/chartex" xmlns:cx5="http://schemas.microsoft.com/office/drawing/2016/5/11/chartex" xmlns:cx6="http://schemas.microsoft.com/office/drawing/2016/5/12/chartex" xmlns:cx7="http://schemas.microsoft.com/office/drawing/2016/5/13/chartex" xmlns:cx8="http://schemas.microsoft.com/office/drawing/2016/5/14/chartex" xmlns:mc="http://schemas.openxmlformats.org/markup-compatibility/2006" xmlns:aink="http://schemas.microsoft.com/office/drawing/2016/ink" xmlns:am3d="http://schemas.microsoft.com/office/drawing/2017/model3d" xmlns:o="urn:schemas-microsoft-com:office:office" xmlns:r="http://schemas.openxmlformats.org/officeDocument/2006/relationships" xmlns:m="http://schemas.openxmlformats.org/officeDocument/2006/math" xmlns:v="urn:schemas-microsoft-com:vml" xmlns:wp14="http://schemas.microsoft.com/office/word/2010/wordprocessingDrawing" xmlns:wp="http://schemas.openxmlformats.org/drawingml/2006/wordprocessingDrawing" xmlns:w10="urn:schemas-microsoft-com:office:word" xmlns:w="http://schemas.openxmlformats.org/wordprocessingml/2006/main" xmlns:w14="http://schemas.microsoft.com/office/word/2010/wordml" xmlns:w15="http://schemas.microsoft.com/office/word/2012/wordml" xmlns:w16cex="http://schemas.microsoft.com/office/word/2018/wordml/cex" xmlns:w16cid="http://schemas.microsoft.com/office/word/2016/wordml/cid" xmlns:w16="http://schemas.microsoft.com/office/word/2018/wordml" xmlns:w16sdtdh="http://schemas.microsoft.com/office/word/2020/wordml/sdtdatahash" xmlns:w16se="http://schemas.microsoft.com/office/word/2015/wordml/symex" xmlns:wpg="http://schemas.microsoft.com/office/word/2010/wordprocessingGroup" xmlns:wpi="http://schemas.microsoft.com/office/word/2010/wordprocessingInk" xmlns:wne="http://schemas.microsoft.com/office/word/2006/wordml" xmlns:wps="http://schemas.microsoft.com/office/word/2010/wordprocessingShape" mc:Ignorable="w14 w15 w16se w16cid w16 w16cex w16sdtdh wp14">
+<w:numbering xmlns:wpc="http://schemas.microsoft.com/office/word/2010/wordprocessingCanvas" xmlns:cx="http://schemas.microsoft.com/office/drawing/2014/chartex" xmlns:cx1="http://schemas.microsoft.com/office/drawing/2015/9/8/chartex" xmlns:cx2="http://schemas.microsoft.com/office/drawing/2015/10/21/chartex" xmlns:cx3="http://schemas.microsoft.com/office/drawing/2016/5/9/chartex" xmlns:cx4="http://schemas.microsoft.com/office/drawing/2016/5/10/chartex" xmlns:cx5="http://schemas.microsoft.com/office/drawing/2016/5/11/chartex" xmlns:cx6="http://schemas.microsoft.com/office/drawing/2016/5/12/chartex" xmlns:cx7="http://schemas.microsoft.com/office/drawing/2016/5/13/chartex" xmlns:cx8="http://schemas.microsoft.com/office/drawing/2016/5/14/chartex" xmlns:mc="http://schemas.openxmlformats.org/markup-compatibility/2006" xmlns:aink="http://schemas.microsoft.com/office/drawing/2016/ink" xmlns:am3d="http://schemas.microsoft.com/office/drawing/2017/model3d" xmlns:o="urn:schemas-microsoft-com:office:office" xmlns:oel="http://schemas.microsoft.com/office/2019/extlst" xmlns:r="http://schemas.openxmlformats.org/officeDocument/2006/relationships" xmlns:m="http://schemas.openxmlformats.org/officeDocument/2006/math" xmlns:v="urn:schemas-microsoft-com:vml" xmlns:wp14="http://schemas.microsoft.com/office/word/2010/wordprocessingDrawing" xmlns:wp="http://schemas.openxmlformats.org/drawingml/2006/wordprocessingDrawing" xmlns:w10="urn:schemas-microsoft-com:office:word" xmlns:w="http://schemas.openxmlformats.org/wordprocessingml/2006/main" xmlns:w14="http://schemas.microsoft.com/office/word/2010/wordml" xmlns:w15="http://schemas.microsoft.com/office/word/2012/wordml" xmlns:w16cex="http://schemas.microsoft.com/office/word/2018/wordml/cex" xmlns:w16cid="http://schemas.microsoft.com/office/word/2016/wordml/cid" xmlns:w16="http://schemas.microsoft.com/office/word/2018/wordml" xmlns:w16sdtdh="http://schemas.microsoft.com/office/word/2020/wordml/sdtdatahash" xmlns:w16se="http://schemas.microsoft.com/office/word/2015/wordml/symex" xmlns:wpg="http://schemas.microsoft.com/office/word/2010/wordprocessingGroup" xmlns:wpi="http://schemas.microsoft.com/office/word/2010/wordprocessingInk" xmlns:wne="http://schemas.microsoft.com/office/word/2006/wordml" xmlns:wps="http://schemas.microsoft.com/office/word/2010/wordprocessingShape" mc:Ignorable="w14 w15 w16se w16cid w16 w16cex w16sdtdh wp14">
   <w:abstractNum w:abstractNumId="0" w15:restartNumberingAfterBreak="0">
     <w:nsid w:val="00DD509C"/>
     <w:multiLevelType w:val="multilevel"/>
@@ -9490,7 +11119,7 @@
         <w:rFonts w:asciiTheme="minorHAnsi" w:eastAsia="Arial" w:hAnsiTheme="minorHAnsi" w:cstheme="minorBidi"/>
         <w:sz w:val="24"/>
         <w:szCs w:val="24"/>
-        <w:lang w:val="en-VN" w:eastAsia="en-US" w:bidi="ar-SA"/>
+        <w:lang w:eastAsia="en-US" w:bidi="ar-SA"/>
       </w:rPr>
     </w:rPrDefault>
     <w:pPrDefault/>
@@ -10836,7 +12465,7 @@
       <w:color w:val="auto"/>
       <w:sz w:val="24"/>
       <w:szCs w:val="24"/>
-      <w:lang w:val="en-VN"/>
+      <w:lang/>
     </w:rPr>
   </w:style>
   <w:style w:type="paragraph" w:styleId="NoSpacing">
